--- a/Report.docx
+++ b/Report.docx
@@ -526,12 +526,6 @@
         <w:gridCol w:w="6960"/>
       </w:tblGrid>
       <w:tr>
-        <w:tblPrEx>
-          <w:tblCellMar>
-            <w:top w:w="0" w:type="dxa"/>
-            <w:bottom w:w="0" w:type="dxa"/>
-          </w:tblCellMar>
-        </w:tblPrEx>
         <w:tc>
           <w:tcPr>
             <w:tcW w:w="2400" w:type="dxa"/>
@@ -619,12 +613,6 @@
         <w:gridCol w:w="6960"/>
       </w:tblGrid>
       <w:tr>
-        <w:tblPrEx>
-          <w:tblCellMar>
-            <w:top w:w="0" w:type="dxa"/>
-            <w:bottom w:w="0" w:type="dxa"/>
-          </w:tblCellMar>
-        </w:tblPrEx>
         <w:tc>
           <w:tcPr>
             <w:tcW w:w="2400" w:type="dxa"/>
@@ -712,12 +700,6 @@
         <w:gridCol w:w="6960"/>
       </w:tblGrid>
       <w:tr>
-        <w:tblPrEx>
-          <w:tblCellMar>
-            <w:top w:w="0" w:type="dxa"/>
-            <w:bottom w:w="0" w:type="dxa"/>
-          </w:tblCellMar>
-        </w:tblPrEx>
         <w:tc>
           <w:tcPr>
             <w:tcW w:w="2400" w:type="dxa"/>
@@ -805,12 +787,6 @@
         <w:gridCol w:w="6960"/>
       </w:tblGrid>
       <w:tr>
-        <w:tblPrEx>
-          <w:tblCellMar>
-            <w:top w:w="0" w:type="dxa"/>
-            <w:bottom w:w="0" w:type="dxa"/>
-          </w:tblCellMar>
-        </w:tblPrEx>
         <w:tc>
           <w:tcPr>
             <w:tcW w:w="2400" w:type="dxa"/>
@@ -898,12 +874,6 @@
         <w:gridCol w:w="6960"/>
       </w:tblGrid>
       <w:tr>
-        <w:tblPrEx>
-          <w:tblCellMar>
-            <w:top w:w="0" w:type="dxa"/>
-            <w:bottom w:w="0" w:type="dxa"/>
-          </w:tblCellMar>
-        </w:tblPrEx>
         <w:tc>
           <w:tcPr>
             <w:tcW w:w="2400" w:type="dxa"/>
@@ -1205,12 +1175,6 @@
         <w:gridCol w:w="2160"/>
       </w:tblGrid>
       <w:tr>
-        <w:tblPrEx>
-          <w:tblCellMar>
-            <w:top w:w="0" w:type="dxa"/>
-            <w:bottom w:w="0" w:type="dxa"/>
-          </w:tblCellMar>
-        </w:tblPrEx>
         <w:tc>
           <w:tcPr>
             <w:tcW w:w="2200" w:type="dxa"/>
@@ -1378,12 +1342,6 @@
         </w:tc>
       </w:tr>
       <w:tr>
-        <w:tblPrEx>
-          <w:tblCellMar>
-            <w:top w:w="0" w:type="dxa"/>
-            <w:bottom w:w="0" w:type="dxa"/>
-          </w:tblCellMar>
-        </w:tblPrEx>
         <w:tc>
           <w:tcPr>
             <w:tcW w:w="2200" w:type="dxa"/>
@@ -1541,12 +1499,6 @@
         </w:tc>
       </w:tr>
       <w:tr>
-        <w:tblPrEx>
-          <w:tblCellMar>
-            <w:top w:w="0" w:type="dxa"/>
-            <w:bottom w:w="0" w:type="dxa"/>
-          </w:tblCellMar>
-        </w:tblPrEx>
         <w:tc>
           <w:tcPr>
             <w:tcW w:w="2200" w:type="dxa"/>
@@ -1704,12 +1656,6 @@
         </w:tc>
       </w:tr>
       <w:tr>
-        <w:tblPrEx>
-          <w:tblCellMar>
-            <w:top w:w="0" w:type="dxa"/>
-            <w:bottom w:w="0" w:type="dxa"/>
-          </w:tblCellMar>
-        </w:tblPrEx>
         <w:tc>
           <w:tcPr>
             <w:tcW w:w="2200" w:type="dxa"/>
@@ -1867,12 +1813,6 @@
         </w:tc>
       </w:tr>
       <w:tr>
-        <w:tblPrEx>
-          <w:tblCellMar>
-            <w:top w:w="0" w:type="dxa"/>
-            <w:bottom w:w="0" w:type="dxa"/>
-          </w:tblCellMar>
-        </w:tblPrEx>
         <w:tc>
           <w:tcPr>
             <w:tcW w:w="2200" w:type="dxa"/>
@@ -2030,12 +1970,6 @@
         </w:tc>
       </w:tr>
       <w:tr>
-        <w:tblPrEx>
-          <w:tblCellMar>
-            <w:top w:w="0" w:type="dxa"/>
-            <w:bottom w:w="0" w:type="dxa"/>
-          </w:tblCellMar>
-        </w:tblPrEx>
         <w:tc>
           <w:tcPr>
             <w:tcW w:w="2200" w:type="dxa"/>
@@ -2342,12 +2276,6 @@
         <w:gridCol w:w="3120"/>
       </w:tblGrid>
       <w:tr>
-        <w:tblPrEx>
-          <w:tblCellMar>
-            <w:top w:w="0" w:type="dxa"/>
-            <w:bottom w:w="0" w:type="dxa"/>
-          </w:tblCellMar>
-        </w:tblPrEx>
         <w:tc>
           <w:tcPr>
             <w:tcW w:w="3120" w:type="dxa"/>
@@ -2449,12 +2377,6 @@
         </w:tc>
       </w:tr>
       <w:tr>
-        <w:tblPrEx>
-          <w:tblCellMar>
-            <w:top w:w="0" w:type="dxa"/>
-            <w:bottom w:w="0" w:type="dxa"/>
-          </w:tblCellMar>
-        </w:tblPrEx>
         <w:tc>
           <w:tcPr>
             <w:tcW w:w="3120" w:type="dxa"/>
@@ -2550,12 +2472,6 @@
         </w:tc>
       </w:tr>
       <w:tr>
-        <w:tblPrEx>
-          <w:tblCellMar>
-            <w:top w:w="0" w:type="dxa"/>
-            <w:bottom w:w="0" w:type="dxa"/>
-          </w:tblCellMar>
-        </w:tblPrEx>
         <w:tc>
           <w:tcPr>
             <w:tcW w:w="3120" w:type="dxa"/>
@@ -2783,12 +2699,6 @@
         <w:gridCol w:w="3120"/>
       </w:tblGrid>
       <w:tr>
-        <w:tblPrEx>
-          <w:tblCellMar>
-            <w:top w:w="0" w:type="dxa"/>
-            <w:bottom w:w="0" w:type="dxa"/>
-          </w:tblCellMar>
-        </w:tblPrEx>
         <w:tc>
           <w:tcPr>
             <w:tcW w:w="3120" w:type="dxa"/>
@@ -2890,12 +2800,6 @@
         </w:tc>
       </w:tr>
       <w:tr>
-        <w:tblPrEx>
-          <w:tblCellMar>
-            <w:top w:w="0" w:type="dxa"/>
-            <w:bottom w:w="0" w:type="dxa"/>
-          </w:tblCellMar>
-        </w:tblPrEx>
         <w:tc>
           <w:tcPr>
             <w:tcW w:w="3120" w:type="dxa"/>
@@ -2991,12 +2895,6 @@
         </w:tc>
       </w:tr>
       <w:tr>
-        <w:tblPrEx>
-          <w:tblCellMar>
-            <w:top w:w="0" w:type="dxa"/>
-            <w:bottom w:w="0" w:type="dxa"/>
-          </w:tblCellMar>
-        </w:tblPrEx>
         <w:tc>
           <w:tcPr>
             <w:tcW w:w="3120" w:type="dxa"/>
@@ -3165,12 +3063,6 @@
         <w:gridCol w:w="3120"/>
       </w:tblGrid>
       <w:tr>
-        <w:tblPrEx>
-          <w:tblCellMar>
-            <w:top w:w="0" w:type="dxa"/>
-            <w:bottom w:w="0" w:type="dxa"/>
-          </w:tblCellMar>
-        </w:tblPrEx>
         <w:tc>
           <w:tcPr>
             <w:tcW w:w="3120" w:type="dxa"/>
@@ -3272,12 +3164,6 @@
         </w:tc>
       </w:tr>
       <w:tr>
-        <w:tblPrEx>
-          <w:tblCellMar>
-            <w:top w:w="0" w:type="dxa"/>
-            <w:bottom w:w="0" w:type="dxa"/>
-          </w:tblCellMar>
-        </w:tblPrEx>
         <w:tc>
           <w:tcPr>
             <w:tcW w:w="3120" w:type="dxa"/>
@@ -3373,12 +3259,6 @@
         </w:tc>
       </w:tr>
       <w:tr>
-        <w:tblPrEx>
-          <w:tblCellMar>
-            <w:top w:w="0" w:type="dxa"/>
-            <w:bottom w:w="0" w:type="dxa"/>
-          </w:tblCellMar>
-        </w:tblPrEx>
         <w:tc>
           <w:tcPr>
             <w:tcW w:w="3120" w:type="dxa"/>
@@ -3561,12 +3441,6 @@
         <w:gridCol w:w="3120"/>
       </w:tblGrid>
       <w:tr>
-        <w:tblPrEx>
-          <w:tblCellMar>
-            <w:top w:w="0" w:type="dxa"/>
-            <w:bottom w:w="0" w:type="dxa"/>
-          </w:tblCellMar>
-        </w:tblPrEx>
         <w:tc>
           <w:tcPr>
             <w:tcW w:w="3120" w:type="dxa"/>
@@ -3668,12 +3542,6 @@
         </w:tc>
       </w:tr>
       <w:tr>
-        <w:tblPrEx>
-          <w:tblCellMar>
-            <w:top w:w="0" w:type="dxa"/>
-            <w:bottom w:w="0" w:type="dxa"/>
-          </w:tblCellMar>
-        </w:tblPrEx>
         <w:tc>
           <w:tcPr>
             <w:tcW w:w="3120" w:type="dxa"/>
@@ -3769,12 +3637,6 @@
         </w:tc>
       </w:tr>
       <w:tr>
-        <w:tblPrEx>
-          <w:tblCellMar>
-            <w:top w:w="0" w:type="dxa"/>
-            <w:bottom w:w="0" w:type="dxa"/>
-          </w:tblCellMar>
-        </w:tblPrEx>
         <w:tc>
           <w:tcPr>
             <w:tcW w:w="3120" w:type="dxa"/>
@@ -4204,12 +4066,6 @@
         <w:gridCol w:w="2360"/>
       </w:tblGrid>
       <w:tr>
-        <w:tblPrEx>
-          <w:tblCellMar>
-            <w:top w:w="0" w:type="dxa"/>
-            <w:bottom w:w="0" w:type="dxa"/>
-          </w:tblCellMar>
-        </w:tblPrEx>
         <w:tc>
           <w:tcPr>
             <w:tcW w:w="1500" w:type="dxa"/>
@@ -4377,12 +4233,6 @@
         </w:tc>
       </w:tr>
       <w:tr>
-        <w:tblPrEx>
-          <w:tblCellMar>
-            <w:top w:w="0" w:type="dxa"/>
-            <w:bottom w:w="0" w:type="dxa"/>
-          </w:tblCellMar>
-        </w:tblPrEx>
         <w:tc>
           <w:tcPr>
             <w:tcW w:w="1500" w:type="dxa"/>
@@ -4542,12 +4392,6 @@
         </w:tc>
       </w:tr>
       <w:tr>
-        <w:tblPrEx>
-          <w:tblCellMar>
-            <w:top w:w="0" w:type="dxa"/>
-            <w:bottom w:w="0" w:type="dxa"/>
-          </w:tblCellMar>
-        </w:tblPrEx>
         <w:tc>
           <w:tcPr>
             <w:tcW w:w="1500" w:type="dxa"/>
@@ -4913,12 +4757,6 @@
         <w:gridCol w:w="2000"/>
       </w:tblGrid>
       <w:tr>
-        <w:tblPrEx>
-          <w:tblCellMar>
-            <w:top w:w="0" w:type="dxa"/>
-            <w:bottom w:w="0" w:type="dxa"/>
-          </w:tblCellMar>
-        </w:tblPrEx>
         <w:tc>
           <w:tcPr>
             <w:tcW w:w="2000" w:type="dxa"/>
@@ -5087,12 +4925,6 @@
         </w:tc>
       </w:tr>
       <w:tr>
-        <w:tblPrEx>
-          <w:tblCellMar>
-            <w:top w:w="0" w:type="dxa"/>
-            <w:bottom w:w="0" w:type="dxa"/>
-          </w:tblCellMar>
-        </w:tblPrEx>
         <w:tc>
           <w:tcPr>
             <w:tcW w:w="2000" w:type="dxa"/>
@@ -5250,12 +5082,6 @@
         </w:tc>
       </w:tr>
       <w:tr>
-        <w:tblPrEx>
-          <w:tblCellMar>
-            <w:top w:w="0" w:type="dxa"/>
-            <w:bottom w:w="0" w:type="dxa"/>
-          </w:tblCellMar>
-        </w:tblPrEx>
         <w:tc>
           <w:tcPr>
             <w:tcW w:w="2000" w:type="dxa"/>
@@ -5826,12 +5652,6 @@
         <w:gridCol w:w="3120"/>
       </w:tblGrid>
       <w:tr>
-        <w:tblPrEx>
-          <w:tblCellMar>
-            <w:top w:w="0" w:type="dxa"/>
-            <w:bottom w:w="0" w:type="dxa"/>
-          </w:tblCellMar>
-        </w:tblPrEx>
         <w:tc>
           <w:tcPr>
             <w:tcW w:w="3120" w:type="dxa"/>
@@ -5933,12 +5753,6 @@
         </w:tc>
       </w:tr>
       <w:tr>
-        <w:tblPrEx>
-          <w:tblCellMar>
-            <w:top w:w="0" w:type="dxa"/>
-            <w:bottom w:w="0" w:type="dxa"/>
-          </w:tblCellMar>
-        </w:tblPrEx>
         <w:tc>
           <w:tcPr>
             <w:tcW w:w="3120" w:type="dxa"/>
@@ -6034,12 +5848,6 @@
         </w:tc>
       </w:tr>
       <w:tr>
-        <w:tblPrEx>
-          <w:tblCellMar>
-            <w:top w:w="0" w:type="dxa"/>
-            <w:bottom w:w="0" w:type="dxa"/>
-          </w:tblCellMar>
-        </w:tblPrEx>
         <w:tc>
           <w:tcPr>
             <w:tcW w:w="3120" w:type="dxa"/>
@@ -6222,12 +6030,6 @@
         <w:gridCol w:w="6960"/>
       </w:tblGrid>
       <w:tr>
-        <w:tblPrEx>
-          <w:tblCellMar>
-            <w:top w:w="0" w:type="dxa"/>
-            <w:bottom w:w="0" w:type="dxa"/>
-          </w:tblCellMar>
-        </w:tblPrEx>
         <w:tc>
           <w:tcPr>
             <w:tcW w:w="2400" w:type="dxa"/>
@@ -6315,12 +6117,6 @@
         <w:gridCol w:w="6960"/>
       </w:tblGrid>
       <w:tr>
-        <w:tblPrEx>
-          <w:tblCellMar>
-            <w:top w:w="0" w:type="dxa"/>
-            <w:bottom w:w="0" w:type="dxa"/>
-          </w:tblCellMar>
-        </w:tblPrEx>
         <w:tc>
           <w:tcPr>
             <w:tcW w:w="2400" w:type="dxa"/>
@@ -6426,12 +6222,6 @@
         <w:gridCol w:w="6960"/>
       </w:tblGrid>
       <w:tr>
-        <w:tblPrEx>
-          <w:tblCellMar>
-            <w:top w:w="0" w:type="dxa"/>
-            <w:bottom w:w="0" w:type="dxa"/>
-          </w:tblCellMar>
-        </w:tblPrEx>
         <w:tc>
           <w:tcPr>
             <w:tcW w:w="2400" w:type="dxa"/>
@@ -6537,12 +6327,6 @@
         <w:gridCol w:w="6960"/>
       </w:tblGrid>
       <w:tr>
-        <w:tblPrEx>
-          <w:tblCellMar>
-            <w:top w:w="0" w:type="dxa"/>
-            <w:bottom w:w="0" w:type="dxa"/>
-          </w:tblCellMar>
-        </w:tblPrEx>
         <w:tc>
           <w:tcPr>
             <w:tcW w:w="2400" w:type="dxa"/>
@@ -6657,12 +6441,6 @@
         <w:gridCol w:w="3120"/>
       </w:tblGrid>
       <w:tr>
-        <w:tblPrEx>
-          <w:tblCellMar>
-            <w:top w:w="0" w:type="dxa"/>
-            <w:bottom w:w="0" w:type="dxa"/>
-          </w:tblCellMar>
-        </w:tblPrEx>
         <w:tc>
           <w:tcPr>
             <w:tcW w:w="3120" w:type="dxa"/>
@@ -6764,12 +6542,6 @@
         </w:tc>
       </w:tr>
       <w:tr>
-        <w:tblPrEx>
-          <w:tblCellMar>
-            <w:top w:w="0" w:type="dxa"/>
-            <w:bottom w:w="0" w:type="dxa"/>
-          </w:tblCellMar>
-        </w:tblPrEx>
         <w:tc>
           <w:tcPr>
             <w:tcW w:w="3120" w:type="dxa"/>
@@ -6865,12 +6637,6 @@
         </w:tc>
       </w:tr>
       <w:tr>
-        <w:tblPrEx>
-          <w:tblCellMar>
-            <w:top w:w="0" w:type="dxa"/>
-            <w:bottom w:w="0" w:type="dxa"/>
-          </w:tblCellMar>
-        </w:tblPrEx>
         <w:tc>
           <w:tcPr>
             <w:tcW w:w="3120" w:type="dxa"/>
@@ -6966,12 +6732,6 @@
         </w:tc>
       </w:tr>
       <w:tr>
-        <w:tblPrEx>
-          <w:tblCellMar>
-            <w:top w:w="0" w:type="dxa"/>
-            <w:bottom w:w="0" w:type="dxa"/>
-          </w:tblCellMar>
-        </w:tblPrEx>
         <w:tc>
           <w:tcPr>
             <w:tcW w:w="3120" w:type="dxa"/>
@@ -7075,6 +6835,11 @@
     <w:p>
       <w:pPr>
         <w:pStyle w:val="Heading2"/>
+        <w:rPr>
+          <w:rFonts w:hint="cs"/>
+          <w:rtl/>
+          <w:lang w:bidi="ar-EG"/>
+        </w:rPr>
       </w:pPr>
       <w:r>
         <w:t>4.2 Model 1: RNN</w:t>
@@ -7082,7 +6847,7 @@
     </w:p>
     <w:tbl>
       <w:tblPr>
-        <w:tblW w:w="9360" w:type="dxa"/>
+        <w:tblW w:w="6240" w:type="dxa"/>
         <w:tblBorders>
           <w:top w:val="single" w:sz="4" w:space="0" w:color="auto"/>
           <w:left w:val="single" w:sz="4" w:space="0" w:color="auto"/>
@@ -7100,15 +6865,8 @@
       <w:tblGrid>
         <w:gridCol w:w="3120"/>
         <w:gridCol w:w="3120"/>
-        <w:gridCol w:w="3120"/>
       </w:tblGrid>
       <w:tr>
-        <w:tblPrEx>
-          <w:tblCellMar>
-            <w:top w:w="0" w:type="dxa"/>
-            <w:bottom w:w="0" w:type="dxa"/>
-          </w:tblCellMar>
-        </w:tblPrEx>
         <w:tc>
           <w:tcPr>
             <w:tcW w:w="3120" w:type="dxa"/>
@@ -7175,6 +6933,307 @@
             </w:r>
           </w:p>
         </w:tc>
+      </w:tr>
+      <w:tr>
+        <w:tc>
+          <w:tcPr>
+            <w:tcW w:w="3120" w:type="dxa"/>
+            <w:tcBorders>
+              <w:top w:val="single" w:sz="1" w:space="0" w:color="CCCCCC"/>
+              <w:left w:val="single" w:sz="1" w:space="0" w:color="CCCCCC"/>
+              <w:bottom w:val="single" w:sz="1" w:space="0" w:color="CCCCCC"/>
+              <w:right w:val="single" w:sz="1" w:space="0" w:color="CCCCCC"/>
+            </w:tcBorders>
+            <w:shd w:val="clear" w:color="auto" w:fill="FFFFFF"/>
+            <w:tcMar>
+              <w:top w:w="80" w:type="dxa"/>
+              <w:left w:w="120" w:type="dxa"/>
+              <w:bottom w:w="80" w:type="dxa"/>
+              <w:right w:w="120" w:type="dxa"/>
+            </w:tcMar>
+          </w:tcPr>
+          <w:p>
+            <w:pPr>
+              <w:jc w:val="center"/>
+            </w:pPr>
+            <w:r>
+              <w:rPr>
+                <w:color w:val="333333"/>
+                <w:sz w:val="20"/>
+                <w:szCs w:val="20"/>
+              </w:rPr>
+              <w:t>Red Light</w:t>
+            </w:r>
+          </w:p>
+        </w:tc>
+        <w:tc>
+          <w:tcPr>
+            <w:tcW w:w="3120" w:type="dxa"/>
+            <w:tcBorders>
+              <w:top w:val="single" w:sz="1" w:space="0" w:color="CCCCCC"/>
+              <w:left w:val="single" w:sz="1" w:space="0" w:color="CCCCCC"/>
+              <w:bottom w:val="single" w:sz="1" w:space="0" w:color="CCCCCC"/>
+              <w:right w:val="single" w:sz="1" w:space="0" w:color="CCCCCC"/>
+            </w:tcBorders>
+            <w:shd w:val="clear" w:color="auto" w:fill="FFFFFF"/>
+            <w:tcMar>
+              <w:top w:w="80" w:type="dxa"/>
+              <w:left w:w="120" w:type="dxa"/>
+              <w:bottom w:w="80" w:type="dxa"/>
+              <w:right w:w="120" w:type="dxa"/>
+            </w:tcMar>
+          </w:tcPr>
+          <w:p>
+            <w:pPr>
+              <w:jc w:val="center"/>
+            </w:pPr>
+            <w:r>
+              <w:rPr>
+                <w:color w:val="333333"/>
+                <w:sz w:val="20"/>
+                <w:szCs w:val="20"/>
+              </w:rPr>
+              <w:t>0.8404</w:t>
+            </w:r>
+          </w:p>
+        </w:tc>
+      </w:tr>
+      <w:tr>
+        <w:tc>
+          <w:tcPr>
+            <w:tcW w:w="3120" w:type="dxa"/>
+            <w:tcBorders>
+              <w:top w:val="single" w:sz="1" w:space="0" w:color="CCCCCC"/>
+              <w:left w:val="single" w:sz="1" w:space="0" w:color="CCCCCC"/>
+              <w:bottom w:val="single" w:sz="1" w:space="0" w:color="CCCCCC"/>
+              <w:right w:val="single" w:sz="1" w:space="0" w:color="CCCCCC"/>
+            </w:tcBorders>
+            <w:shd w:val="clear" w:color="auto" w:fill="F2F2F2"/>
+            <w:tcMar>
+              <w:top w:w="80" w:type="dxa"/>
+              <w:left w:w="120" w:type="dxa"/>
+              <w:bottom w:w="80" w:type="dxa"/>
+              <w:right w:w="120" w:type="dxa"/>
+            </w:tcMar>
+          </w:tcPr>
+          <w:p>
+            <w:pPr>
+              <w:jc w:val="center"/>
+            </w:pPr>
+            <w:r>
+              <w:rPr>
+                <w:color w:val="333333"/>
+                <w:sz w:val="20"/>
+                <w:szCs w:val="20"/>
+              </w:rPr>
+              <w:t>Green Light</w:t>
+            </w:r>
+          </w:p>
+        </w:tc>
+        <w:tc>
+          <w:tcPr>
+            <w:tcW w:w="3120" w:type="dxa"/>
+            <w:tcBorders>
+              <w:top w:val="single" w:sz="1" w:space="0" w:color="CCCCCC"/>
+              <w:left w:val="single" w:sz="1" w:space="0" w:color="CCCCCC"/>
+              <w:bottom w:val="single" w:sz="1" w:space="0" w:color="CCCCCC"/>
+              <w:right w:val="single" w:sz="1" w:space="0" w:color="CCCCCC"/>
+            </w:tcBorders>
+            <w:shd w:val="clear" w:color="auto" w:fill="F2F2F2"/>
+            <w:tcMar>
+              <w:top w:w="80" w:type="dxa"/>
+              <w:left w:w="120" w:type="dxa"/>
+              <w:bottom w:w="80" w:type="dxa"/>
+              <w:right w:w="120" w:type="dxa"/>
+            </w:tcMar>
+          </w:tcPr>
+          <w:p>
+            <w:pPr>
+              <w:jc w:val="center"/>
+            </w:pPr>
+            <w:r>
+              <w:rPr>
+                <w:color w:val="333333"/>
+                <w:sz w:val="20"/>
+                <w:szCs w:val="20"/>
+              </w:rPr>
+              <w:t>0.8652</w:t>
+            </w:r>
+          </w:p>
+        </w:tc>
+      </w:tr>
+      <w:tr>
+        <w:tc>
+          <w:tcPr>
+            <w:tcW w:w="3120" w:type="dxa"/>
+            <w:tcBorders>
+              <w:top w:val="single" w:sz="1" w:space="0" w:color="CCCCCC"/>
+              <w:left w:val="single" w:sz="1" w:space="0" w:color="CCCCCC"/>
+              <w:bottom w:val="single" w:sz="1" w:space="0" w:color="CCCCCC"/>
+              <w:right w:val="single" w:sz="1" w:space="0" w:color="CCCCCC"/>
+            </w:tcBorders>
+            <w:shd w:val="clear" w:color="auto" w:fill="FFFFFF"/>
+            <w:tcMar>
+              <w:top w:w="80" w:type="dxa"/>
+              <w:left w:w="120" w:type="dxa"/>
+              <w:bottom w:w="80" w:type="dxa"/>
+              <w:right w:w="120" w:type="dxa"/>
+            </w:tcMar>
+          </w:tcPr>
+          <w:p>
+            <w:pPr>
+              <w:jc w:val="center"/>
+            </w:pPr>
+            <w:r>
+              <w:rPr>
+                <w:color w:val="333333"/>
+                <w:sz w:val="20"/>
+                <w:szCs w:val="20"/>
+              </w:rPr>
+              <w:t>Road Sign</w:t>
+            </w:r>
+          </w:p>
+        </w:tc>
+        <w:tc>
+          <w:tcPr>
+            <w:tcW w:w="3120" w:type="dxa"/>
+            <w:tcBorders>
+              <w:top w:val="single" w:sz="1" w:space="0" w:color="CCCCCC"/>
+              <w:left w:val="single" w:sz="1" w:space="0" w:color="CCCCCC"/>
+              <w:bottom w:val="single" w:sz="1" w:space="0" w:color="CCCCCC"/>
+              <w:right w:val="single" w:sz="1" w:space="0" w:color="CCCCCC"/>
+            </w:tcBorders>
+            <w:shd w:val="clear" w:color="auto" w:fill="FFFFFF"/>
+            <w:tcMar>
+              <w:top w:w="80" w:type="dxa"/>
+              <w:left w:w="120" w:type="dxa"/>
+              <w:bottom w:w="80" w:type="dxa"/>
+              <w:right w:w="120" w:type="dxa"/>
+            </w:tcMar>
+          </w:tcPr>
+          <w:p>
+            <w:pPr>
+              <w:jc w:val="center"/>
+            </w:pPr>
+            <w:r>
+              <w:rPr>
+                <w:color w:val="333333"/>
+                <w:sz w:val="20"/>
+                <w:szCs w:val="20"/>
+              </w:rPr>
+              <w:t>0.6562</w:t>
+            </w:r>
+          </w:p>
+        </w:tc>
+      </w:tr>
+      <w:tr>
+        <w:tc>
+          <w:tcPr>
+            <w:tcW w:w="3120" w:type="dxa"/>
+            <w:tcBorders>
+              <w:top w:val="single" w:sz="1" w:space="0" w:color="CCCCCC"/>
+              <w:left w:val="single" w:sz="1" w:space="0" w:color="CCCCCC"/>
+              <w:bottom w:val="single" w:sz="1" w:space="0" w:color="CCCCCC"/>
+              <w:right w:val="single" w:sz="1" w:space="0" w:color="CCCCCC"/>
+            </w:tcBorders>
+            <w:shd w:val="clear" w:color="auto" w:fill="F2F2F2"/>
+            <w:tcMar>
+              <w:top w:w="80" w:type="dxa"/>
+              <w:left w:w="120" w:type="dxa"/>
+              <w:bottom w:w="80" w:type="dxa"/>
+              <w:right w:w="120" w:type="dxa"/>
+            </w:tcMar>
+          </w:tcPr>
+          <w:p>
+            <w:pPr>
+              <w:jc w:val="center"/>
+            </w:pPr>
+            <w:r>
+              <w:rPr>
+                <w:color w:val="333333"/>
+                <w:sz w:val="20"/>
+                <w:szCs w:val="20"/>
+              </w:rPr>
+              <w:t>Average</w:t>
+            </w:r>
+          </w:p>
+        </w:tc>
+        <w:tc>
+          <w:tcPr>
+            <w:tcW w:w="3120" w:type="dxa"/>
+            <w:tcBorders>
+              <w:top w:val="single" w:sz="1" w:space="0" w:color="CCCCCC"/>
+              <w:left w:val="single" w:sz="1" w:space="0" w:color="CCCCCC"/>
+              <w:bottom w:val="single" w:sz="1" w:space="0" w:color="CCCCCC"/>
+              <w:right w:val="single" w:sz="1" w:space="0" w:color="CCCCCC"/>
+            </w:tcBorders>
+            <w:shd w:val="clear" w:color="auto" w:fill="F2F2F2"/>
+            <w:tcMar>
+              <w:top w:w="80" w:type="dxa"/>
+              <w:left w:w="120" w:type="dxa"/>
+              <w:bottom w:w="80" w:type="dxa"/>
+              <w:right w:w="120" w:type="dxa"/>
+            </w:tcMar>
+          </w:tcPr>
+          <w:p>
+            <w:pPr>
+              <w:jc w:val="center"/>
+            </w:pPr>
+            <w:r>
+              <w:rPr>
+                <w:color w:val="333333"/>
+                <w:sz w:val="20"/>
+                <w:szCs w:val="20"/>
+              </w:rPr>
+              <w:t>0.7873</w:t>
+            </w:r>
+          </w:p>
+        </w:tc>
+      </w:tr>
+    </w:tbl>
+    <w:p>
+      <w:pPr>
+        <w:spacing w:before="60" w:after="60"/>
+        <w:rPr>
+          <w:rtl/>
+        </w:rPr>
+      </w:pPr>
+    </w:p>
+    <w:p>
+      <w:pPr>
+        <w:spacing w:before="60" w:after="60"/>
+      </w:pPr>
+    </w:p>
+    <w:p>
+      <w:pPr>
+        <w:pStyle w:val="Heading2"/>
+      </w:pPr>
+      <w:r>
+        <w:t>4.3 Model 2: LSTM</w:t>
+      </w:r>
+    </w:p>
+    <w:tbl>
+      <w:tblPr>
+        <w:tblW w:w="9359" w:type="dxa"/>
+        <w:tblBorders>
+          <w:top w:val="single" w:sz="4" w:space="0" w:color="auto"/>
+          <w:left w:val="single" w:sz="4" w:space="0" w:color="auto"/>
+          <w:bottom w:val="single" w:sz="4" w:space="0" w:color="auto"/>
+          <w:right w:val="single" w:sz="4" w:space="0" w:color="auto"/>
+          <w:insideH w:val="single" w:sz="4" w:space="0" w:color="auto"/>
+          <w:insideV w:val="single" w:sz="4" w:space="0" w:color="auto"/>
+        </w:tblBorders>
+        <w:tblCellMar>
+          <w:left w:w="10" w:type="dxa"/>
+          <w:right w:w="10" w:type="dxa"/>
+        </w:tblCellMar>
+        <w:tblLook w:val="04A0" w:firstRow="1" w:lastRow="0" w:firstColumn="1" w:lastColumn="0" w:noHBand="0" w:noVBand="1"/>
+      </w:tblPr>
+      <w:tblGrid>
+        <w:gridCol w:w="3120"/>
+        <w:gridCol w:w="6239"/>
+      </w:tblGrid>
+      <w:tr>
         <w:tc>
           <w:tcPr>
             <w:tcW w:w="3120" w:type="dxa"/>
@@ -7204,18 +7263,45 @@
                 <w:sz w:val="20"/>
                 <w:szCs w:val="20"/>
               </w:rPr>
-              <w:t>Correct / Total</w:t>
+              <w:t>Label</w:t>
+            </w:r>
+          </w:p>
+        </w:tc>
+        <w:tc>
+          <w:tcPr>
+            <w:tcW w:w="6239" w:type="dxa"/>
+            <w:tcBorders>
+              <w:top w:val="single" w:sz="1" w:space="0" w:color="CCCCCC"/>
+              <w:left w:val="single" w:sz="1" w:space="0" w:color="CCCCCC"/>
+              <w:bottom w:val="single" w:sz="1" w:space="0" w:color="CCCCCC"/>
+              <w:right w:val="single" w:sz="1" w:space="0" w:color="CCCCCC"/>
+            </w:tcBorders>
+            <w:shd w:val="clear" w:color="auto" w:fill="1F4E79"/>
+            <w:tcMar>
+              <w:top w:w="80" w:type="dxa"/>
+              <w:left w:w="120" w:type="dxa"/>
+              <w:bottom w:w="80" w:type="dxa"/>
+              <w:right w:w="120" w:type="dxa"/>
+            </w:tcMar>
+          </w:tcPr>
+          <w:p>
+            <w:pPr>
+              <w:jc w:val="center"/>
+            </w:pPr>
+            <w:r>
+              <w:rPr>
+                <w:b/>
+                <w:bCs/>
+                <w:color w:val="FFFFFF"/>
+                <w:sz w:val="20"/>
+                <w:szCs w:val="20"/>
+              </w:rPr>
+              <w:t>Accuracy</w:t>
             </w:r>
           </w:p>
         </w:tc>
       </w:tr>
       <w:tr>
-        <w:tblPrEx>
-          <w:tblCellMar>
-            <w:top w:w="0" w:type="dxa"/>
-            <w:bottom w:w="0" w:type="dxa"/>
-          </w:tblCellMar>
-        </w:tblPrEx>
         <w:tc>
           <w:tcPr>
             <w:tcW w:w="3120" w:type="dxa"/>
@@ -7249,7 +7335,7 @@
         </w:tc>
         <w:tc>
           <w:tcPr>
-            <w:tcW w:w="3120" w:type="dxa"/>
+            <w:tcW w:w="6239" w:type="dxa"/>
             <w:tcBorders>
               <w:top w:val="single" w:sz="1" w:space="0" w:color="CCCCCC"/>
               <w:left w:val="single" w:sz="1" w:space="0" w:color="CCCCCC"/>
@@ -7274,49 +7360,12 @@
                 <w:sz w:val="20"/>
                 <w:szCs w:val="20"/>
               </w:rPr>
-              <w:t>0.8404</w:t>
-            </w:r>
-          </w:p>
-        </w:tc>
-        <w:tc>
-          <w:tcPr>
-            <w:tcW w:w="3120" w:type="dxa"/>
-            <w:tcBorders>
-              <w:top w:val="single" w:sz="1" w:space="0" w:color="CCCCCC"/>
-              <w:left w:val="single" w:sz="1" w:space="0" w:color="CCCCCC"/>
-              <w:bottom w:val="single" w:sz="1" w:space="0" w:color="CCCCCC"/>
-              <w:right w:val="single" w:sz="1" w:space="0" w:color="CCCCCC"/>
-            </w:tcBorders>
-            <w:shd w:val="clear" w:color="auto" w:fill="FFFFFF"/>
-            <w:tcMar>
-              <w:top w:w="80" w:type="dxa"/>
-              <w:left w:w="120" w:type="dxa"/>
-              <w:bottom w:w="80" w:type="dxa"/>
-              <w:right w:w="120" w:type="dxa"/>
-            </w:tcMar>
-          </w:tcPr>
-          <w:p>
-            <w:pPr>
-              <w:jc w:val="center"/>
-            </w:pPr>
-            <w:r>
-              <w:rPr>
-                <w:color w:val="333333"/>
-                <w:sz w:val="20"/>
-                <w:szCs w:val="20"/>
-              </w:rPr>
-              <w:t>374 / 445</w:t>
+              <w:t>0.8315</w:t>
             </w:r>
           </w:p>
         </w:tc>
       </w:tr>
       <w:tr>
-        <w:tblPrEx>
-          <w:tblCellMar>
-            <w:top w:w="0" w:type="dxa"/>
-            <w:bottom w:w="0" w:type="dxa"/>
-          </w:tblCellMar>
-        </w:tblPrEx>
         <w:tc>
           <w:tcPr>
             <w:tcW w:w="3120" w:type="dxa"/>
@@ -7350,7 +7399,7 @@
         </w:tc>
         <w:tc>
           <w:tcPr>
-            <w:tcW w:w="3120" w:type="dxa"/>
+            <w:tcW w:w="6239" w:type="dxa"/>
             <w:tcBorders>
               <w:top w:val="single" w:sz="1" w:space="0" w:color="CCCCCC"/>
               <w:left w:val="single" w:sz="1" w:space="0" w:color="CCCCCC"/>
@@ -7375,49 +7424,12 @@
                 <w:sz w:val="20"/>
                 <w:szCs w:val="20"/>
               </w:rPr>
-              <w:t>0.8652</w:t>
-            </w:r>
-          </w:p>
-        </w:tc>
-        <w:tc>
-          <w:tcPr>
-            <w:tcW w:w="3120" w:type="dxa"/>
-            <w:tcBorders>
-              <w:top w:val="single" w:sz="1" w:space="0" w:color="CCCCCC"/>
-              <w:left w:val="single" w:sz="1" w:space="0" w:color="CCCCCC"/>
-              <w:bottom w:val="single" w:sz="1" w:space="0" w:color="CCCCCC"/>
-              <w:right w:val="single" w:sz="1" w:space="0" w:color="CCCCCC"/>
-            </w:tcBorders>
-            <w:shd w:val="clear" w:color="auto" w:fill="F2F2F2"/>
-            <w:tcMar>
-              <w:top w:w="80" w:type="dxa"/>
-              <w:left w:w="120" w:type="dxa"/>
-              <w:bottom w:w="80" w:type="dxa"/>
-              <w:right w:w="120" w:type="dxa"/>
-            </w:tcMar>
-          </w:tcPr>
-          <w:p>
-            <w:pPr>
-              <w:jc w:val="center"/>
-            </w:pPr>
-            <w:r>
-              <w:rPr>
-                <w:color w:val="333333"/>
-                <w:sz w:val="20"/>
-                <w:szCs w:val="20"/>
-              </w:rPr>
-              <w:t>385 / 445</w:t>
+              <w:t>0.8337</w:t>
             </w:r>
           </w:p>
         </w:tc>
       </w:tr>
       <w:tr>
-        <w:tblPrEx>
-          <w:tblCellMar>
-            <w:top w:w="0" w:type="dxa"/>
-            <w:bottom w:w="0" w:type="dxa"/>
-          </w:tblCellMar>
-        </w:tblPrEx>
         <w:tc>
           <w:tcPr>
             <w:tcW w:w="3120" w:type="dxa"/>
@@ -7445,13 +7457,14 @@
                 <w:sz w:val="20"/>
                 <w:szCs w:val="20"/>
               </w:rPr>
+              <w:lastRenderedPageBreak/>
               <w:t>Road Sign</w:t>
             </w:r>
           </w:p>
         </w:tc>
         <w:tc>
           <w:tcPr>
-            <w:tcW w:w="3120" w:type="dxa"/>
+            <w:tcW w:w="6239" w:type="dxa"/>
             <w:tcBorders>
               <w:top w:val="single" w:sz="1" w:space="0" w:color="CCCCCC"/>
               <w:left w:val="single" w:sz="1" w:space="0" w:color="CCCCCC"/>
@@ -7476,49 +7489,12 @@
                 <w:sz w:val="20"/>
                 <w:szCs w:val="20"/>
               </w:rPr>
-              <w:t>0.6562</w:t>
-            </w:r>
-          </w:p>
-        </w:tc>
-        <w:tc>
-          <w:tcPr>
-            <w:tcW w:w="3120" w:type="dxa"/>
-            <w:tcBorders>
-              <w:top w:val="single" w:sz="1" w:space="0" w:color="CCCCCC"/>
-              <w:left w:val="single" w:sz="1" w:space="0" w:color="CCCCCC"/>
-              <w:bottom w:val="single" w:sz="1" w:space="0" w:color="CCCCCC"/>
-              <w:right w:val="single" w:sz="1" w:space="0" w:color="CCCCCC"/>
-            </w:tcBorders>
-            <w:shd w:val="clear" w:color="auto" w:fill="FFFFFF"/>
-            <w:tcMar>
-              <w:top w:w="80" w:type="dxa"/>
-              <w:left w:w="120" w:type="dxa"/>
-              <w:bottom w:w="80" w:type="dxa"/>
-              <w:right w:w="120" w:type="dxa"/>
-            </w:tcMar>
-          </w:tcPr>
-          <w:p>
-            <w:pPr>
-              <w:jc w:val="center"/>
-            </w:pPr>
-            <w:r>
-              <w:rPr>
-                <w:color w:val="333333"/>
-                <w:sz w:val="20"/>
-                <w:szCs w:val="20"/>
-              </w:rPr>
-              <w:t>292 / 445</w:t>
+              <w:t>0.6809</w:t>
             </w:r>
           </w:p>
         </w:tc>
       </w:tr>
       <w:tr>
-        <w:tblPrEx>
-          <w:tblCellMar>
-            <w:top w:w="0" w:type="dxa"/>
-            <w:bottom w:w="0" w:type="dxa"/>
-          </w:tblCellMar>
-        </w:tblPrEx>
         <w:tc>
           <w:tcPr>
             <w:tcW w:w="3120" w:type="dxa"/>
@@ -7552,7 +7528,7 @@
         </w:tc>
         <w:tc>
           <w:tcPr>
-            <w:tcW w:w="3120" w:type="dxa"/>
+            <w:tcW w:w="6239" w:type="dxa"/>
             <w:tcBorders>
               <w:top w:val="single" w:sz="1" w:space="0" w:color="CCCCCC"/>
               <w:left w:val="single" w:sz="1" w:space="0" w:color="CCCCCC"/>
@@ -7577,67 +7553,12 @@
                 <w:sz w:val="20"/>
                 <w:szCs w:val="20"/>
               </w:rPr>
-              <w:t>0.7873</w:t>
-            </w:r>
-          </w:p>
-        </w:tc>
-        <w:tc>
-          <w:tcPr>
-            <w:tcW w:w="3120" w:type="dxa"/>
-            <w:tcBorders>
-              <w:top w:val="single" w:sz="1" w:space="0" w:color="CCCCCC"/>
-              <w:left w:val="single" w:sz="1" w:space="0" w:color="CCCCCC"/>
-              <w:bottom w:val="single" w:sz="1" w:space="0" w:color="CCCCCC"/>
-              <w:right w:val="single" w:sz="1" w:space="0" w:color="CCCCCC"/>
-            </w:tcBorders>
-            <w:shd w:val="clear" w:color="auto" w:fill="F2F2F2"/>
-            <w:tcMar>
-              <w:top w:w="80" w:type="dxa"/>
-              <w:left w:w="120" w:type="dxa"/>
-              <w:bottom w:w="80" w:type="dxa"/>
-              <w:right w:w="120" w:type="dxa"/>
-            </w:tcMar>
-          </w:tcPr>
-          <w:p>
-            <w:pPr>
-              <w:jc w:val="center"/>
-            </w:pPr>
-            <w:r>
-              <w:rPr>
-                <w:color w:val="333333"/>
-                <w:sz w:val="20"/>
-                <w:szCs w:val="20"/>
-              </w:rPr>
-              <w:t>—</w:t>
+              <w:t>0.7820</w:t>
             </w:r>
           </w:p>
         </w:tc>
       </w:tr>
     </w:tbl>
-    <w:p>
-      <w:pPr>
-        <w:spacing w:before="60" w:after="60"/>
-      </w:pPr>
-    </w:p>
-    <w:p>
-      <w:pPr>
-        <w:pStyle w:val="Heading2"/>
-      </w:pPr>
-      <w:r>
-        <w:t>4.3 Model 2: LSTM</w:t>
-      </w:r>
-    </w:p>
-    <w:p>
-      <w:pPr>
-        <w:spacing w:before="80" w:after="80"/>
-      </w:pPr>
-      <w:r>
-        <w:rPr>
-          <w:color w:val="333333"/>
-        </w:rPr>
-        <w:t>LSTM results are pending / under evaluation. Architecture leverages gated memory cells for improved long-range temporal dependency modeling compared to vanilla RNN.</w:t>
-      </w:r>
-    </w:p>
     <w:p>
       <w:pPr>
         <w:spacing w:before="60" w:after="60"/>
@@ -7673,12 +7594,6 @@
         <w:gridCol w:w="4680"/>
       </w:tblGrid>
       <w:tr>
-        <w:tblPrEx>
-          <w:tblCellMar>
-            <w:top w:w="0" w:type="dxa"/>
-            <w:bottom w:w="0" w:type="dxa"/>
-          </w:tblCellMar>
-        </w:tblPrEx>
         <w:tc>
           <w:tcPr>
             <w:tcW w:w="4680" w:type="dxa"/>
@@ -7708,7 +7623,6 @@
                 <w:sz w:val="20"/>
                 <w:szCs w:val="20"/>
               </w:rPr>
-              <w:lastRenderedPageBreak/>
               <w:t>Label</w:t>
             </w:r>
           </w:p>
@@ -7748,12 +7662,6 @@
         </w:tc>
       </w:tr>
       <w:tr>
-        <w:tblPrEx>
-          <w:tblCellMar>
-            <w:top w:w="0" w:type="dxa"/>
-            <w:bottom w:w="0" w:type="dxa"/>
-          </w:tblCellMar>
-        </w:tblPrEx>
         <w:tc>
           <w:tcPr>
             <w:tcW w:w="4680" w:type="dxa"/>
@@ -7818,12 +7726,6 @@
         </w:tc>
       </w:tr>
       <w:tr>
-        <w:tblPrEx>
-          <w:tblCellMar>
-            <w:top w:w="0" w:type="dxa"/>
-            <w:bottom w:w="0" w:type="dxa"/>
-          </w:tblCellMar>
-        </w:tblPrEx>
         <w:tc>
           <w:tcPr>
             <w:tcW w:w="4680" w:type="dxa"/>
@@ -7888,12 +7790,6 @@
         </w:tc>
       </w:tr>
       <w:tr>
-        <w:tblPrEx>
-          <w:tblCellMar>
-            <w:top w:w="0" w:type="dxa"/>
-            <w:bottom w:w="0" w:type="dxa"/>
-          </w:tblCellMar>
-        </w:tblPrEx>
         <w:tc>
           <w:tcPr>
             <w:tcW w:w="4680" w:type="dxa"/>
@@ -7958,12 +7854,6 @@
         </w:tc>
       </w:tr>
       <w:tr>
-        <w:tblPrEx>
-          <w:tblCellMar>
-            <w:top w:w="0" w:type="dxa"/>
-            <w:bottom w:w="0" w:type="dxa"/>
-          </w:tblCellMar>
-        </w:tblPrEx>
         <w:tc>
           <w:tcPr>
             <w:tcW w:w="4680" w:type="dxa"/>
@@ -8041,31 +7931,372 @@
         <w:t>4.5 Model 4: Transformer</w:t>
       </w:r>
     </w:p>
-    <w:p>
-      <w:pPr>
-        <w:spacing w:before="80" w:after="80"/>
-      </w:pPr>
-      <w:r>
-        <w:rPr>
-          <w:color w:val="333333"/>
-        </w:rPr>
-        <w:t xml:space="preserve">Transformer-based temporal </w:t>
-      </w:r>
-      <w:proofErr w:type="gramStart"/>
-      <w:r>
-        <w:rPr>
-          <w:color w:val="333333"/>
-        </w:rPr>
-        <w:t>model is</w:t>
-      </w:r>
-      <w:proofErr w:type="gramEnd"/>
-      <w:r>
-        <w:rPr>
-          <w:color w:val="333333"/>
-        </w:rPr>
-        <w:t xml:space="preserve"> under evaluation. Leverages self-attention mechanisms for parallel sequence processing, expected to outperform RNN/GRU on longer sequences.</w:t>
-      </w:r>
-    </w:p>
+    <w:tbl>
+      <w:tblPr>
+        <w:tblW w:w="9360" w:type="dxa"/>
+        <w:tblBorders>
+          <w:top w:val="single" w:sz="4" w:space="0" w:color="auto"/>
+          <w:left w:val="single" w:sz="4" w:space="0" w:color="auto"/>
+          <w:bottom w:val="single" w:sz="4" w:space="0" w:color="auto"/>
+          <w:right w:val="single" w:sz="4" w:space="0" w:color="auto"/>
+          <w:insideH w:val="single" w:sz="4" w:space="0" w:color="auto"/>
+          <w:insideV w:val="single" w:sz="4" w:space="0" w:color="auto"/>
+        </w:tblBorders>
+        <w:tblCellMar>
+          <w:left w:w="10" w:type="dxa"/>
+          <w:right w:w="10" w:type="dxa"/>
+        </w:tblCellMar>
+        <w:tblLook w:val="04A0" w:firstRow="1" w:lastRow="0" w:firstColumn="1" w:lastColumn="0" w:noHBand="0" w:noVBand="1"/>
+      </w:tblPr>
+      <w:tblGrid>
+        <w:gridCol w:w="4680"/>
+        <w:gridCol w:w="4680"/>
+      </w:tblGrid>
+      <w:tr>
+        <w:tc>
+          <w:tcPr>
+            <w:tcW w:w="4680" w:type="dxa"/>
+            <w:tcBorders>
+              <w:top w:val="single" w:sz="1" w:space="0" w:color="CCCCCC"/>
+              <w:left w:val="single" w:sz="1" w:space="0" w:color="CCCCCC"/>
+              <w:bottom w:val="single" w:sz="1" w:space="0" w:color="CCCCCC"/>
+              <w:right w:val="single" w:sz="1" w:space="0" w:color="CCCCCC"/>
+            </w:tcBorders>
+            <w:shd w:val="clear" w:color="auto" w:fill="1F4E79"/>
+            <w:tcMar>
+              <w:top w:w="80" w:type="dxa"/>
+              <w:left w:w="120" w:type="dxa"/>
+              <w:bottom w:w="80" w:type="dxa"/>
+              <w:right w:w="120" w:type="dxa"/>
+            </w:tcMar>
+          </w:tcPr>
+          <w:p>
+            <w:pPr>
+              <w:jc w:val="center"/>
+            </w:pPr>
+            <w:r>
+              <w:rPr>
+                <w:b/>
+                <w:bCs/>
+                <w:color w:val="FFFFFF"/>
+                <w:sz w:val="20"/>
+                <w:szCs w:val="20"/>
+              </w:rPr>
+              <w:t>Label</w:t>
+            </w:r>
+          </w:p>
+        </w:tc>
+        <w:tc>
+          <w:tcPr>
+            <w:tcW w:w="4680" w:type="dxa"/>
+            <w:tcBorders>
+              <w:top w:val="single" w:sz="1" w:space="0" w:color="CCCCCC"/>
+              <w:left w:val="single" w:sz="1" w:space="0" w:color="CCCCCC"/>
+              <w:bottom w:val="single" w:sz="1" w:space="0" w:color="CCCCCC"/>
+              <w:right w:val="single" w:sz="1" w:space="0" w:color="CCCCCC"/>
+            </w:tcBorders>
+            <w:shd w:val="clear" w:color="auto" w:fill="1F4E79"/>
+            <w:tcMar>
+              <w:top w:w="80" w:type="dxa"/>
+              <w:left w:w="120" w:type="dxa"/>
+              <w:bottom w:w="80" w:type="dxa"/>
+              <w:right w:w="120" w:type="dxa"/>
+            </w:tcMar>
+          </w:tcPr>
+          <w:p>
+            <w:pPr>
+              <w:jc w:val="center"/>
+            </w:pPr>
+            <w:r>
+              <w:rPr>
+                <w:b/>
+                <w:bCs/>
+                <w:color w:val="FFFFFF"/>
+                <w:sz w:val="20"/>
+                <w:szCs w:val="20"/>
+              </w:rPr>
+              <w:t>Accuracy</w:t>
+            </w:r>
+          </w:p>
+        </w:tc>
+      </w:tr>
+      <w:tr>
+        <w:tc>
+          <w:tcPr>
+            <w:tcW w:w="4680" w:type="dxa"/>
+            <w:tcBorders>
+              <w:top w:val="single" w:sz="1" w:space="0" w:color="CCCCCC"/>
+              <w:left w:val="single" w:sz="1" w:space="0" w:color="CCCCCC"/>
+              <w:bottom w:val="single" w:sz="1" w:space="0" w:color="CCCCCC"/>
+              <w:right w:val="single" w:sz="1" w:space="0" w:color="CCCCCC"/>
+            </w:tcBorders>
+            <w:shd w:val="clear" w:color="auto" w:fill="FFFFFF"/>
+            <w:tcMar>
+              <w:top w:w="80" w:type="dxa"/>
+              <w:left w:w="120" w:type="dxa"/>
+              <w:bottom w:w="80" w:type="dxa"/>
+              <w:right w:w="120" w:type="dxa"/>
+            </w:tcMar>
+          </w:tcPr>
+          <w:p>
+            <w:pPr>
+              <w:jc w:val="center"/>
+            </w:pPr>
+            <w:r>
+              <w:rPr>
+                <w:color w:val="333333"/>
+                <w:sz w:val="20"/>
+                <w:szCs w:val="20"/>
+              </w:rPr>
+              <w:t>Red Light</w:t>
+            </w:r>
+          </w:p>
+        </w:tc>
+        <w:tc>
+          <w:tcPr>
+            <w:tcW w:w="4680" w:type="dxa"/>
+            <w:tcBorders>
+              <w:top w:val="single" w:sz="1" w:space="0" w:color="CCCCCC"/>
+              <w:left w:val="single" w:sz="1" w:space="0" w:color="CCCCCC"/>
+              <w:bottom w:val="single" w:sz="1" w:space="0" w:color="CCCCCC"/>
+              <w:right w:val="single" w:sz="1" w:space="0" w:color="CCCCCC"/>
+            </w:tcBorders>
+            <w:shd w:val="clear" w:color="auto" w:fill="FFFFFF"/>
+            <w:tcMar>
+              <w:top w:w="80" w:type="dxa"/>
+              <w:left w:w="120" w:type="dxa"/>
+              <w:bottom w:w="80" w:type="dxa"/>
+              <w:right w:w="120" w:type="dxa"/>
+            </w:tcMar>
+          </w:tcPr>
+          <w:p>
+            <w:pPr>
+              <w:jc w:val="center"/>
+              <w:rPr>
+                <w:color w:val="333333"/>
+                <w:sz w:val="20"/>
+                <w:szCs w:val="20"/>
+              </w:rPr>
+            </w:pPr>
+            <w:r>
+              <w:rPr>
+                <w:color w:val="333333"/>
+                <w:sz w:val="20"/>
+                <w:szCs w:val="20"/>
+              </w:rPr>
+              <w:t xml:space="preserve">0.6584 </w:t>
+            </w:r>
+          </w:p>
+        </w:tc>
+      </w:tr>
+      <w:tr>
+        <w:tc>
+          <w:tcPr>
+            <w:tcW w:w="4680" w:type="dxa"/>
+            <w:tcBorders>
+              <w:top w:val="single" w:sz="1" w:space="0" w:color="CCCCCC"/>
+              <w:left w:val="single" w:sz="1" w:space="0" w:color="CCCCCC"/>
+              <w:bottom w:val="single" w:sz="1" w:space="0" w:color="CCCCCC"/>
+              <w:right w:val="single" w:sz="1" w:space="0" w:color="CCCCCC"/>
+            </w:tcBorders>
+            <w:shd w:val="clear" w:color="auto" w:fill="F2F2F2"/>
+            <w:tcMar>
+              <w:top w:w="80" w:type="dxa"/>
+              <w:left w:w="120" w:type="dxa"/>
+              <w:bottom w:w="80" w:type="dxa"/>
+              <w:right w:w="120" w:type="dxa"/>
+            </w:tcMar>
+          </w:tcPr>
+          <w:p>
+            <w:pPr>
+              <w:jc w:val="center"/>
+            </w:pPr>
+            <w:r>
+              <w:rPr>
+                <w:color w:val="333333"/>
+                <w:sz w:val="20"/>
+                <w:szCs w:val="20"/>
+              </w:rPr>
+              <w:t>Green Light</w:t>
+            </w:r>
+          </w:p>
+        </w:tc>
+        <w:tc>
+          <w:tcPr>
+            <w:tcW w:w="4680" w:type="dxa"/>
+            <w:tcBorders>
+              <w:top w:val="single" w:sz="1" w:space="0" w:color="CCCCCC"/>
+              <w:left w:val="single" w:sz="1" w:space="0" w:color="CCCCCC"/>
+              <w:bottom w:val="single" w:sz="1" w:space="0" w:color="CCCCCC"/>
+              <w:right w:val="single" w:sz="1" w:space="0" w:color="CCCCCC"/>
+            </w:tcBorders>
+            <w:shd w:val="clear" w:color="auto" w:fill="F2F2F2"/>
+            <w:tcMar>
+              <w:top w:w="80" w:type="dxa"/>
+              <w:left w:w="120" w:type="dxa"/>
+              <w:bottom w:w="80" w:type="dxa"/>
+              <w:right w:w="120" w:type="dxa"/>
+            </w:tcMar>
+          </w:tcPr>
+          <w:p>
+            <w:pPr>
+              <w:jc w:val="center"/>
+              <w:rPr>
+                <w:color w:val="333333"/>
+                <w:sz w:val="20"/>
+                <w:szCs w:val="20"/>
+              </w:rPr>
+            </w:pPr>
+            <w:r>
+              <w:rPr>
+                <w:color w:val="333333"/>
+                <w:sz w:val="20"/>
+                <w:szCs w:val="20"/>
+              </w:rPr>
+              <w:t>0.7461</w:t>
+            </w:r>
+          </w:p>
+        </w:tc>
+      </w:tr>
+      <w:tr>
+        <w:tc>
+          <w:tcPr>
+            <w:tcW w:w="4680" w:type="dxa"/>
+            <w:tcBorders>
+              <w:top w:val="single" w:sz="1" w:space="0" w:color="CCCCCC"/>
+              <w:left w:val="single" w:sz="1" w:space="0" w:color="CCCCCC"/>
+              <w:bottom w:val="single" w:sz="1" w:space="0" w:color="CCCCCC"/>
+              <w:right w:val="single" w:sz="1" w:space="0" w:color="CCCCCC"/>
+            </w:tcBorders>
+            <w:shd w:val="clear" w:color="auto" w:fill="FFFFFF"/>
+            <w:tcMar>
+              <w:top w:w="80" w:type="dxa"/>
+              <w:left w:w="120" w:type="dxa"/>
+              <w:bottom w:w="80" w:type="dxa"/>
+              <w:right w:w="120" w:type="dxa"/>
+            </w:tcMar>
+          </w:tcPr>
+          <w:p>
+            <w:pPr>
+              <w:jc w:val="center"/>
+            </w:pPr>
+            <w:r>
+              <w:rPr>
+                <w:color w:val="333333"/>
+                <w:sz w:val="20"/>
+                <w:szCs w:val="20"/>
+              </w:rPr>
+              <w:t>Road Sign</w:t>
+            </w:r>
+          </w:p>
+        </w:tc>
+        <w:tc>
+          <w:tcPr>
+            <w:tcW w:w="4680" w:type="dxa"/>
+            <w:tcBorders>
+              <w:top w:val="single" w:sz="1" w:space="0" w:color="CCCCCC"/>
+              <w:left w:val="single" w:sz="1" w:space="0" w:color="CCCCCC"/>
+              <w:bottom w:val="single" w:sz="1" w:space="0" w:color="CCCCCC"/>
+              <w:right w:val="single" w:sz="1" w:space="0" w:color="CCCCCC"/>
+            </w:tcBorders>
+            <w:shd w:val="clear" w:color="auto" w:fill="FFFFFF"/>
+            <w:tcMar>
+              <w:top w:w="80" w:type="dxa"/>
+              <w:left w:w="120" w:type="dxa"/>
+              <w:bottom w:w="80" w:type="dxa"/>
+              <w:right w:w="120" w:type="dxa"/>
+            </w:tcMar>
+          </w:tcPr>
+          <w:p>
+            <w:pPr>
+              <w:jc w:val="center"/>
+              <w:rPr>
+                <w:color w:val="333333"/>
+                <w:sz w:val="20"/>
+                <w:szCs w:val="20"/>
+              </w:rPr>
+            </w:pPr>
+            <w:r>
+              <w:rPr>
+                <w:color w:val="333333"/>
+                <w:sz w:val="20"/>
+                <w:szCs w:val="20"/>
+              </w:rPr>
+              <w:t>0.6719</w:t>
+            </w:r>
+          </w:p>
+        </w:tc>
+      </w:tr>
+      <w:tr>
+        <w:tc>
+          <w:tcPr>
+            <w:tcW w:w="4680" w:type="dxa"/>
+            <w:tcBorders>
+              <w:top w:val="single" w:sz="1" w:space="0" w:color="CCCCCC"/>
+              <w:left w:val="single" w:sz="1" w:space="0" w:color="CCCCCC"/>
+              <w:bottom w:val="single" w:sz="1" w:space="0" w:color="CCCCCC"/>
+              <w:right w:val="single" w:sz="1" w:space="0" w:color="CCCCCC"/>
+            </w:tcBorders>
+            <w:shd w:val="clear" w:color="auto" w:fill="F2F2F2"/>
+            <w:tcMar>
+              <w:top w:w="80" w:type="dxa"/>
+              <w:left w:w="120" w:type="dxa"/>
+              <w:bottom w:w="80" w:type="dxa"/>
+              <w:right w:w="120" w:type="dxa"/>
+            </w:tcMar>
+          </w:tcPr>
+          <w:p>
+            <w:pPr>
+              <w:jc w:val="center"/>
+            </w:pPr>
+            <w:r>
+              <w:rPr>
+                <w:color w:val="333333"/>
+                <w:sz w:val="20"/>
+                <w:szCs w:val="20"/>
+              </w:rPr>
+              <w:t>Average</w:t>
+            </w:r>
+          </w:p>
+        </w:tc>
+        <w:tc>
+          <w:tcPr>
+            <w:tcW w:w="4680" w:type="dxa"/>
+            <w:tcBorders>
+              <w:top w:val="single" w:sz="1" w:space="0" w:color="CCCCCC"/>
+              <w:left w:val="single" w:sz="1" w:space="0" w:color="CCCCCC"/>
+              <w:bottom w:val="single" w:sz="1" w:space="0" w:color="CCCCCC"/>
+              <w:right w:val="single" w:sz="1" w:space="0" w:color="CCCCCC"/>
+            </w:tcBorders>
+            <w:shd w:val="clear" w:color="auto" w:fill="F2F2F2"/>
+            <w:tcMar>
+              <w:top w:w="80" w:type="dxa"/>
+              <w:left w:w="120" w:type="dxa"/>
+              <w:bottom w:w="80" w:type="dxa"/>
+              <w:right w:w="120" w:type="dxa"/>
+            </w:tcMar>
+          </w:tcPr>
+          <w:p>
+            <w:pPr>
+              <w:jc w:val="center"/>
+              <w:rPr>
+                <w:color w:val="333333"/>
+                <w:sz w:val="20"/>
+                <w:szCs w:val="20"/>
+              </w:rPr>
+            </w:pPr>
+            <w:r>
+              <w:rPr>
+                <w:color w:val="333333"/>
+                <w:sz w:val="20"/>
+                <w:szCs w:val="20"/>
+              </w:rPr>
+              <w:t>0.6921</w:t>
+            </w:r>
+          </w:p>
+        </w:tc>
+      </w:tr>
+    </w:tbl>
     <w:p>
       <w:r>
         <w:br w:type="page"/>
@@ -8182,7 +8413,31 @@
         <w:rPr>
           <w:color w:val="333333"/>
         </w:rPr>
-        <w:t xml:space="preserve">  ~2-3 hours total training</w:t>
+        <w:t xml:space="preserve">  ~</w:t>
+      </w:r>
+      <w:r>
+        <w:rPr>
+          <w:color w:val="333333"/>
+        </w:rPr>
+        <w:t>7</w:t>
+      </w:r>
+      <w:r>
+        <w:rPr>
+          <w:color w:val="333333"/>
+        </w:rPr>
+        <w:t>-</w:t>
+      </w:r>
+      <w:r>
+        <w:rPr>
+          <w:color w:val="333333"/>
+        </w:rPr>
+        <w:t>9</w:t>
+      </w:r>
+      <w:r>
+        <w:rPr>
+          <w:color w:val="333333"/>
+        </w:rPr>
+        <w:t xml:space="preserve"> hours total training</w:t>
       </w:r>
     </w:p>
     <w:p>
@@ -8244,13 +8499,646 @@
         <w:pStyle w:val="Heading2"/>
       </w:pPr>
       <w:r>
-        <w:t>5.2 Conclusion</w:t>
+        <w:t>5.</w:t>
+      </w:r>
+      <w:r>
+        <w:rPr>
+          <w:rFonts w:hint="cs"/>
+          <w:rtl/>
+        </w:rPr>
+        <w:t>2</w:t>
+      </w:r>
+      <w:r>
+        <w:t xml:space="preserve"> </w:t>
+      </w:r>
+      <w:r>
+        <w:t xml:space="preserve">Work Done </w:t>
+      </w:r>
+    </w:p>
+    <w:tbl>
+      <w:tblPr>
+        <w:tblStyle w:val="GridTable1Light-Accent1"/>
+        <w:tblW w:w="0" w:type="auto"/>
+        <w:tblLook w:val="04A0" w:firstRow="1" w:lastRow="0" w:firstColumn="1" w:lastColumn="0" w:noHBand="0" w:noVBand="1"/>
+      </w:tblPr>
+      <w:tblGrid>
+        <w:gridCol w:w="2875"/>
+        <w:gridCol w:w="6475"/>
+      </w:tblGrid>
+      <w:tr>
+        <w:trPr>
+          <w:cnfStyle w:val="100000000000" w:firstRow="1" w:lastRow="0" w:firstColumn="0" w:lastColumn="0" w:oddVBand="0" w:evenVBand="0" w:oddHBand="0" w:evenHBand="0" w:firstRowFirstColumn="0" w:firstRowLastColumn="0" w:lastRowFirstColumn="0" w:lastRowLastColumn="0"/>
+        </w:trPr>
+        <w:tc>
+          <w:tcPr>
+            <w:cnfStyle w:val="001000000000" w:firstRow="0" w:lastRow="0" w:firstColumn="1" w:lastColumn="0" w:oddVBand="0" w:evenVBand="0" w:oddHBand="0" w:evenHBand="0" w:firstRowFirstColumn="0" w:firstRowLastColumn="0" w:lastRowFirstColumn="0" w:lastRowLastColumn="0"/>
+            <w:tcW w:w="2875" w:type="dxa"/>
+          </w:tcPr>
+          <w:p>
+            <w:pPr>
+              <w:pStyle w:val="Heading2"/>
+              <w:rPr>
+                <w:sz w:val="24"/>
+                <w:szCs w:val="24"/>
+                <w:lang w:bidi="ar-EG"/>
+              </w:rPr>
+            </w:pPr>
+            <w:r>
+              <w:rPr>
+                <w:b/>
+                <w:bCs/>
+                <w:sz w:val="24"/>
+                <w:szCs w:val="24"/>
+                <w:lang w:bidi="ar-EG"/>
+              </w:rPr>
+              <w:t>Person</w:t>
+            </w:r>
+          </w:p>
+        </w:tc>
+        <w:tc>
+          <w:tcPr>
+            <w:tcW w:w="6475" w:type="dxa"/>
+          </w:tcPr>
+          <w:p>
+            <w:pPr>
+              <w:pStyle w:val="Heading2"/>
+              <w:cnfStyle w:val="100000000000" w:firstRow="1" w:lastRow="0" w:firstColumn="0" w:lastColumn="0" w:oddVBand="0" w:evenVBand="0" w:oddHBand="0" w:evenHBand="0" w:firstRowFirstColumn="0" w:firstRowLastColumn="0" w:lastRowFirstColumn="0" w:lastRowLastColumn="0"/>
+              <w:rPr>
+                <w:b/>
+                <w:bCs/>
+                <w:sz w:val="24"/>
+                <w:szCs w:val="24"/>
+                <w:lang w:bidi="ar-EG"/>
+              </w:rPr>
+            </w:pPr>
+            <w:r>
+              <w:rPr>
+                <w:b/>
+                <w:bCs/>
+                <w:sz w:val="24"/>
+                <w:szCs w:val="24"/>
+                <w:lang w:bidi="ar-EG"/>
+              </w:rPr>
+              <w:t>Work Done</w:t>
+            </w:r>
+          </w:p>
+        </w:tc>
+      </w:tr>
+      <w:tr>
+        <w:tc>
+          <w:tcPr>
+            <w:cnfStyle w:val="001000000000" w:firstRow="0" w:lastRow="0" w:firstColumn="1" w:lastColumn="0" w:oddVBand="0" w:evenVBand="0" w:oddHBand="0" w:evenHBand="0" w:firstRowFirstColumn="0" w:firstRowLastColumn="0" w:lastRowFirstColumn="0" w:lastRowLastColumn="0"/>
+            <w:tcW w:w="2875" w:type="dxa"/>
+          </w:tcPr>
+          <w:p>
+            <w:pPr>
+              <w:pStyle w:val="Heading2"/>
+              <w:rPr>
+                <w:sz w:val="24"/>
+                <w:szCs w:val="24"/>
+                <w:lang w:bidi="ar-EG"/>
+              </w:rPr>
+            </w:pPr>
+            <w:r>
+              <w:rPr>
+                <w:sz w:val="24"/>
+                <w:szCs w:val="24"/>
+                <w:lang w:bidi="ar-EG"/>
+              </w:rPr>
+              <w:t>Abdullah Ali</w:t>
+            </w:r>
+          </w:p>
+        </w:tc>
+        <w:tc>
+          <w:tcPr>
+            <w:tcW w:w="6475" w:type="dxa"/>
+          </w:tcPr>
+          <w:p>
+            <w:pPr>
+              <w:pStyle w:val="Heading2"/>
+              <w:cnfStyle w:val="000000000000" w:firstRow="0" w:lastRow="0" w:firstColumn="0" w:lastColumn="0" w:oddVBand="0" w:evenVBand="0" w:oddHBand="0" w:evenHBand="0" w:firstRowFirstColumn="0" w:firstRowLastColumn="0" w:lastRowFirstColumn="0" w:lastRowLastColumn="0"/>
+              <w:rPr>
+                <w:b w:val="0"/>
+                <w:bCs w:val="0"/>
+                <w:sz w:val="24"/>
+                <w:szCs w:val="24"/>
+                <w:lang w:bidi="ar-EG"/>
+              </w:rPr>
+            </w:pPr>
+            <w:r>
+              <w:rPr>
+                <w:b w:val="0"/>
+                <w:bCs w:val="0"/>
+                <w:sz w:val="24"/>
+                <w:szCs w:val="24"/>
+                <w:lang w:bidi="ar-EG"/>
+              </w:rPr>
+              <w:t>Phase 1 Data preprocessing, FT</w:t>
+            </w:r>
+            <w:r>
+              <w:rPr>
+                <w:b w:val="0"/>
+                <w:bCs w:val="0"/>
+                <w:sz w:val="24"/>
+                <w:szCs w:val="24"/>
+                <w:lang w:bidi="ar-EG"/>
+              </w:rPr>
+              <w:t xml:space="preserve"> and</w:t>
+            </w:r>
+            <w:r>
+              <w:rPr>
+                <w:b w:val="0"/>
+                <w:bCs w:val="0"/>
+                <w:sz w:val="24"/>
+                <w:szCs w:val="24"/>
+                <w:lang w:bidi="ar-EG"/>
+              </w:rPr>
+              <w:t xml:space="preserve"> Phase</w:t>
+            </w:r>
+          </w:p>
+          <w:p>
+            <w:pPr>
+              <w:pStyle w:val="Heading2"/>
+              <w:cnfStyle w:val="000000000000" w:firstRow="0" w:lastRow="0" w:firstColumn="0" w:lastColumn="0" w:oddVBand="0" w:evenVBand="0" w:oddHBand="0" w:evenHBand="0" w:firstRowFirstColumn="0" w:firstRowLastColumn="0" w:lastRowFirstColumn="0" w:lastRowLastColumn="0"/>
+              <w:rPr>
+                <w:b w:val="0"/>
+                <w:bCs w:val="0"/>
+                <w:sz w:val="24"/>
+                <w:szCs w:val="24"/>
+                <w:lang w:bidi="ar-EG"/>
+              </w:rPr>
+            </w:pPr>
+            <w:r>
+              <w:rPr>
+                <w:b w:val="0"/>
+                <w:bCs w:val="0"/>
+                <w:sz w:val="24"/>
+                <w:szCs w:val="24"/>
+                <w:lang w:bidi="ar-EG"/>
+              </w:rPr>
+              <w:t xml:space="preserve"> </w:t>
+            </w:r>
+            <w:r>
+              <w:rPr>
+                <w:b w:val="0"/>
+                <w:bCs w:val="0"/>
+                <w:sz w:val="24"/>
+                <w:szCs w:val="24"/>
+                <w:lang w:bidi="ar-EG"/>
+              </w:rPr>
+              <w:t>Optimizers</w:t>
+            </w:r>
+          </w:p>
+          <w:p>
+            <w:pPr>
+              <w:pStyle w:val="Heading2"/>
+              <w:cnfStyle w:val="000000000000" w:firstRow="0" w:lastRow="0" w:firstColumn="0" w:lastColumn="0" w:oddVBand="0" w:evenVBand="0" w:oddHBand="0" w:evenHBand="0" w:firstRowFirstColumn="0" w:firstRowLastColumn="0" w:lastRowFirstColumn="0" w:lastRowLastColumn="0"/>
+              <w:rPr>
+                <w:b w:val="0"/>
+                <w:bCs w:val="0"/>
+                <w:sz w:val="24"/>
+                <w:szCs w:val="24"/>
+                <w:lang w:bidi="ar-EG"/>
+              </w:rPr>
+            </w:pPr>
+            <w:r>
+              <w:rPr>
+                <w:b w:val="0"/>
+                <w:bCs w:val="0"/>
+                <w:sz w:val="24"/>
+                <w:szCs w:val="24"/>
+                <w:lang w:bidi="ar-EG"/>
+              </w:rPr>
+              <w:t xml:space="preserve"> Phase 3 Data Loader and FT</w:t>
+            </w:r>
+          </w:p>
+        </w:tc>
+      </w:tr>
+      <w:tr>
+        <w:tc>
+          <w:tcPr>
+            <w:cnfStyle w:val="001000000000" w:firstRow="0" w:lastRow="0" w:firstColumn="1" w:lastColumn="0" w:oddVBand="0" w:evenVBand="0" w:oddHBand="0" w:evenHBand="0" w:firstRowFirstColumn="0" w:firstRowLastColumn="0" w:lastRowFirstColumn="0" w:lastRowLastColumn="0"/>
+            <w:tcW w:w="2875" w:type="dxa"/>
+          </w:tcPr>
+          <w:p>
+            <w:pPr>
+              <w:pStyle w:val="Heading2"/>
+              <w:rPr>
+                <w:b/>
+                <w:bCs/>
+                <w:sz w:val="24"/>
+                <w:szCs w:val="24"/>
+                <w:lang w:bidi="ar-EG"/>
+              </w:rPr>
+            </w:pPr>
+            <w:r>
+              <w:rPr>
+                <w:sz w:val="24"/>
+                <w:szCs w:val="24"/>
+                <w:lang w:bidi="ar-EG"/>
+              </w:rPr>
+              <w:t>Ayman Sayed</w:t>
+            </w:r>
+          </w:p>
+        </w:tc>
+        <w:tc>
+          <w:tcPr>
+            <w:tcW w:w="6475" w:type="dxa"/>
+          </w:tcPr>
+          <w:p>
+            <w:pPr>
+              <w:pStyle w:val="Heading2"/>
+              <w:cnfStyle w:val="000000000000" w:firstRow="0" w:lastRow="0" w:firstColumn="0" w:lastColumn="0" w:oddVBand="0" w:evenVBand="0" w:oddHBand="0" w:evenHBand="0" w:firstRowFirstColumn="0" w:firstRowLastColumn="0" w:lastRowFirstColumn="0" w:lastRowLastColumn="0"/>
+              <w:rPr>
+                <w:b w:val="0"/>
+                <w:bCs w:val="0"/>
+                <w:sz w:val="24"/>
+                <w:szCs w:val="24"/>
+                <w:lang w:bidi="ar-EG"/>
+              </w:rPr>
+            </w:pPr>
+            <w:r>
+              <w:rPr>
+                <w:b w:val="0"/>
+                <w:bCs w:val="0"/>
+                <w:sz w:val="24"/>
+                <w:szCs w:val="24"/>
+                <w:lang w:bidi="ar-EG"/>
+              </w:rPr>
+              <w:t>PCA, KNN, NB</w:t>
+            </w:r>
+          </w:p>
+          <w:p>
+            <w:pPr>
+              <w:pStyle w:val="Heading2"/>
+              <w:cnfStyle w:val="000000000000" w:firstRow="0" w:lastRow="0" w:firstColumn="0" w:lastColumn="0" w:oddVBand="0" w:evenVBand="0" w:oddHBand="0" w:evenHBand="0" w:firstRowFirstColumn="0" w:firstRowLastColumn="0" w:lastRowFirstColumn="0" w:lastRowLastColumn="0"/>
+              <w:rPr>
+                <w:b w:val="0"/>
+                <w:bCs w:val="0"/>
+                <w:sz w:val="24"/>
+                <w:szCs w:val="24"/>
+                <w:lang w:bidi="ar-EG"/>
+              </w:rPr>
+            </w:pPr>
+            <w:r>
+              <w:rPr>
+                <w:b w:val="0"/>
+                <w:bCs w:val="0"/>
+                <w:sz w:val="24"/>
+                <w:szCs w:val="24"/>
+                <w:lang w:bidi="ar-EG"/>
+              </w:rPr>
+              <w:t xml:space="preserve">Feature map visualization </w:t>
+            </w:r>
+          </w:p>
+          <w:p>
+            <w:pPr>
+              <w:pStyle w:val="Heading2"/>
+              <w:cnfStyle w:val="000000000000" w:firstRow="0" w:lastRow="0" w:firstColumn="0" w:lastColumn="0" w:oddVBand="0" w:evenVBand="0" w:oddHBand="0" w:evenHBand="0" w:firstRowFirstColumn="0" w:firstRowLastColumn="0" w:lastRowFirstColumn="0" w:lastRowLastColumn="0"/>
+              <w:rPr>
+                <w:b w:val="0"/>
+                <w:bCs w:val="0"/>
+                <w:sz w:val="24"/>
+                <w:szCs w:val="24"/>
+                <w:lang w:bidi="ar-EG"/>
+              </w:rPr>
+            </w:pPr>
+            <w:r>
+              <w:rPr>
+                <w:b w:val="0"/>
+                <w:bCs w:val="0"/>
+                <w:sz w:val="24"/>
+                <w:szCs w:val="24"/>
+                <w:lang w:bidi="ar-EG"/>
+              </w:rPr>
+              <w:t>RNN</w:t>
+            </w:r>
+          </w:p>
+        </w:tc>
+      </w:tr>
+      <w:tr>
+        <w:tc>
+          <w:tcPr>
+            <w:cnfStyle w:val="001000000000" w:firstRow="0" w:lastRow="0" w:firstColumn="1" w:lastColumn="0" w:oddVBand="0" w:evenVBand="0" w:oddHBand="0" w:evenHBand="0" w:firstRowFirstColumn="0" w:firstRowLastColumn="0" w:lastRowFirstColumn="0" w:lastRowLastColumn="0"/>
+            <w:tcW w:w="2875" w:type="dxa"/>
+          </w:tcPr>
+          <w:p>
+            <w:pPr>
+              <w:pStyle w:val="Heading2"/>
+              <w:rPr>
+                <w:sz w:val="24"/>
+                <w:szCs w:val="24"/>
+                <w:lang w:bidi="ar-EG"/>
+              </w:rPr>
+            </w:pPr>
+            <w:r>
+              <w:rPr>
+                <w:sz w:val="24"/>
+                <w:szCs w:val="24"/>
+                <w:lang w:bidi="ar-EG"/>
+              </w:rPr>
+              <w:t>Mohammed Ashraf</w:t>
+            </w:r>
+          </w:p>
+        </w:tc>
+        <w:tc>
+          <w:tcPr>
+            <w:tcW w:w="6475" w:type="dxa"/>
+          </w:tcPr>
+          <w:p>
+            <w:pPr>
+              <w:pStyle w:val="Heading2"/>
+              <w:cnfStyle w:val="000000000000" w:firstRow="0" w:lastRow="0" w:firstColumn="0" w:lastColumn="0" w:oddVBand="0" w:evenVBand="0" w:oddHBand="0" w:evenHBand="0" w:firstRowFirstColumn="0" w:firstRowLastColumn="0" w:lastRowFirstColumn="0" w:lastRowLastColumn="0"/>
+              <w:rPr>
+                <w:b w:val="0"/>
+                <w:bCs w:val="0"/>
+                <w:sz w:val="24"/>
+                <w:szCs w:val="24"/>
+                <w:lang w:bidi="ar-EG"/>
+              </w:rPr>
+            </w:pPr>
+            <w:r>
+              <w:rPr>
+                <w:b w:val="0"/>
+                <w:bCs w:val="0"/>
+                <w:sz w:val="24"/>
+                <w:szCs w:val="24"/>
+                <w:lang w:bidi="ar-EG"/>
+              </w:rPr>
+              <w:t>Ensemble Learning</w:t>
+            </w:r>
+          </w:p>
+          <w:p>
+            <w:pPr>
+              <w:pStyle w:val="Heading2"/>
+              <w:cnfStyle w:val="000000000000" w:firstRow="0" w:lastRow="0" w:firstColumn="0" w:lastColumn="0" w:oddVBand="0" w:evenVBand="0" w:oddHBand="0" w:evenHBand="0" w:firstRowFirstColumn="0" w:firstRowLastColumn="0" w:lastRowFirstColumn="0" w:lastRowLastColumn="0"/>
+              <w:rPr>
+                <w:b w:val="0"/>
+                <w:bCs w:val="0"/>
+                <w:sz w:val="24"/>
+                <w:szCs w:val="24"/>
+                <w:lang w:bidi="ar-EG"/>
+              </w:rPr>
+            </w:pPr>
+            <w:r>
+              <w:rPr>
+                <w:b w:val="0"/>
+                <w:bCs w:val="0"/>
+                <w:sz w:val="24"/>
+                <w:szCs w:val="24"/>
+                <w:lang w:bidi="ar-EG"/>
+              </w:rPr>
+              <w:t>Transfer Learning</w:t>
+            </w:r>
+          </w:p>
+          <w:p>
+            <w:pPr>
+              <w:pStyle w:val="Heading2"/>
+              <w:cnfStyle w:val="000000000000" w:firstRow="0" w:lastRow="0" w:firstColumn="0" w:lastColumn="0" w:oddVBand="0" w:evenVBand="0" w:oddHBand="0" w:evenHBand="0" w:firstRowFirstColumn="0" w:firstRowLastColumn="0" w:lastRowFirstColumn="0" w:lastRowLastColumn="0"/>
+              <w:rPr>
+                <w:b w:val="0"/>
+                <w:bCs w:val="0"/>
+                <w:sz w:val="24"/>
+                <w:szCs w:val="24"/>
+                <w:lang w:bidi="ar-EG"/>
+              </w:rPr>
+            </w:pPr>
+            <w:r>
+              <w:rPr>
+                <w:b w:val="0"/>
+                <w:bCs w:val="0"/>
+                <w:sz w:val="24"/>
+                <w:szCs w:val="24"/>
+                <w:lang w:bidi="ar-EG"/>
+              </w:rPr>
+              <w:t>GRU</w:t>
+            </w:r>
+          </w:p>
+        </w:tc>
+      </w:tr>
+      <w:tr>
+        <w:tc>
+          <w:tcPr>
+            <w:cnfStyle w:val="001000000000" w:firstRow="0" w:lastRow="0" w:firstColumn="1" w:lastColumn="0" w:oddVBand="0" w:evenVBand="0" w:oddHBand="0" w:evenHBand="0" w:firstRowFirstColumn="0" w:firstRowLastColumn="0" w:lastRowFirstColumn="0" w:lastRowLastColumn="0"/>
+            <w:tcW w:w="2875" w:type="dxa"/>
+          </w:tcPr>
+          <w:p>
+            <w:pPr>
+              <w:pStyle w:val="Heading2"/>
+              <w:rPr>
+                <w:sz w:val="24"/>
+                <w:szCs w:val="24"/>
+                <w:lang w:bidi="ar-EG"/>
+              </w:rPr>
+            </w:pPr>
+            <w:r>
+              <w:rPr>
+                <w:sz w:val="24"/>
+                <w:szCs w:val="24"/>
+                <w:lang w:bidi="ar-EG"/>
+              </w:rPr>
+              <w:t>Islam Waleed</w:t>
+            </w:r>
+          </w:p>
+        </w:tc>
+        <w:tc>
+          <w:tcPr>
+            <w:tcW w:w="6475" w:type="dxa"/>
+          </w:tcPr>
+          <w:p>
+            <w:pPr>
+              <w:pStyle w:val="Heading2"/>
+              <w:cnfStyle w:val="000000000000" w:firstRow="0" w:lastRow="0" w:firstColumn="0" w:lastColumn="0" w:oddVBand="0" w:evenVBand="0" w:oddHBand="0" w:evenHBand="0" w:firstRowFirstColumn="0" w:firstRowLastColumn="0" w:lastRowFirstColumn="0" w:lastRowLastColumn="0"/>
+              <w:rPr>
+                <w:b w:val="0"/>
+                <w:bCs w:val="0"/>
+                <w:sz w:val="24"/>
+                <w:szCs w:val="24"/>
+                <w:lang w:bidi="ar-EG"/>
+              </w:rPr>
+            </w:pPr>
+            <w:r>
+              <w:rPr>
+                <w:b w:val="0"/>
+                <w:bCs w:val="0"/>
+                <w:sz w:val="24"/>
+                <w:szCs w:val="24"/>
+                <w:lang w:bidi="ar-EG"/>
+              </w:rPr>
+              <w:t>Hyperparameter optimization</w:t>
+            </w:r>
+          </w:p>
+          <w:p>
+            <w:pPr>
+              <w:pStyle w:val="Heading2"/>
+              <w:cnfStyle w:val="000000000000" w:firstRow="0" w:lastRow="0" w:firstColumn="0" w:lastColumn="0" w:oddVBand="0" w:evenVBand="0" w:oddHBand="0" w:evenHBand="0" w:firstRowFirstColumn="0" w:firstRowLastColumn="0" w:lastRowFirstColumn="0" w:lastRowLastColumn="0"/>
+              <w:rPr>
+                <w:b w:val="0"/>
+                <w:bCs w:val="0"/>
+                <w:sz w:val="24"/>
+                <w:szCs w:val="24"/>
+                <w:lang w:bidi="ar-EG"/>
+              </w:rPr>
+            </w:pPr>
+            <w:r>
+              <w:rPr>
+                <w:b w:val="0"/>
+                <w:bCs w:val="0"/>
+                <w:sz w:val="24"/>
+                <w:szCs w:val="24"/>
+                <w:lang w:bidi="ar-EG"/>
+              </w:rPr>
+              <w:t>CNN</w:t>
+            </w:r>
+          </w:p>
+          <w:p>
+            <w:pPr>
+              <w:pStyle w:val="Heading2"/>
+              <w:cnfStyle w:val="000000000000" w:firstRow="0" w:lastRow="0" w:firstColumn="0" w:lastColumn="0" w:oddVBand="0" w:evenVBand="0" w:oddHBand="0" w:evenHBand="0" w:firstRowFirstColumn="0" w:firstRowLastColumn="0" w:lastRowFirstColumn="0" w:lastRowLastColumn="0"/>
+              <w:rPr>
+                <w:b w:val="0"/>
+                <w:bCs w:val="0"/>
+                <w:sz w:val="24"/>
+                <w:szCs w:val="24"/>
+                <w:lang w:bidi="ar-EG"/>
+              </w:rPr>
+            </w:pPr>
+            <w:r>
+              <w:rPr>
+                <w:b w:val="0"/>
+                <w:bCs w:val="0"/>
+                <w:sz w:val="24"/>
+                <w:szCs w:val="24"/>
+                <w:lang w:bidi="ar-EG"/>
+              </w:rPr>
+              <w:t>LSTM</w:t>
+            </w:r>
+          </w:p>
+        </w:tc>
+      </w:tr>
+      <w:tr>
+        <w:tc>
+          <w:tcPr>
+            <w:cnfStyle w:val="001000000000" w:firstRow="0" w:lastRow="0" w:firstColumn="1" w:lastColumn="0" w:oddVBand="0" w:evenVBand="0" w:oddHBand="0" w:evenHBand="0" w:firstRowFirstColumn="0" w:firstRowLastColumn="0" w:lastRowFirstColumn="0" w:lastRowLastColumn="0"/>
+            <w:tcW w:w="2875" w:type="dxa"/>
+          </w:tcPr>
+          <w:p>
+            <w:pPr>
+              <w:pStyle w:val="Heading2"/>
+              <w:rPr>
+                <w:sz w:val="24"/>
+                <w:szCs w:val="24"/>
+                <w:lang w:bidi="ar-EG"/>
+              </w:rPr>
+            </w:pPr>
+            <w:r>
+              <w:rPr>
+                <w:sz w:val="24"/>
+                <w:szCs w:val="24"/>
+                <w:lang w:bidi="ar-EG"/>
+              </w:rPr>
+              <w:t>Ali Kelany</w:t>
+            </w:r>
+          </w:p>
+        </w:tc>
+        <w:tc>
+          <w:tcPr>
+            <w:tcW w:w="6475" w:type="dxa"/>
+          </w:tcPr>
+          <w:p>
+            <w:pPr>
+              <w:pStyle w:val="Heading2"/>
+              <w:cnfStyle w:val="000000000000" w:firstRow="0" w:lastRow="0" w:firstColumn="0" w:lastColumn="0" w:oddVBand="0" w:evenVBand="0" w:oddHBand="0" w:evenHBand="0" w:firstRowFirstColumn="0" w:firstRowLastColumn="0" w:lastRowFirstColumn="0" w:lastRowLastColumn="0"/>
+              <w:rPr>
+                <w:b w:val="0"/>
+                <w:bCs w:val="0"/>
+                <w:sz w:val="24"/>
+                <w:szCs w:val="24"/>
+                <w:lang w:bidi="ar-EG"/>
+              </w:rPr>
+            </w:pPr>
+            <w:r>
+              <w:rPr>
+                <w:b w:val="0"/>
+                <w:bCs w:val="0"/>
+                <w:sz w:val="24"/>
+                <w:szCs w:val="24"/>
+                <w:lang w:bidi="ar-EG"/>
+              </w:rPr>
+              <w:t>Auto Encoder</w:t>
+            </w:r>
+          </w:p>
+          <w:p>
+            <w:pPr>
+              <w:pStyle w:val="Heading2"/>
+              <w:cnfStyle w:val="000000000000" w:firstRow="0" w:lastRow="0" w:firstColumn="0" w:lastColumn="0" w:oddVBand="0" w:evenVBand="0" w:oddHBand="0" w:evenHBand="0" w:firstRowFirstColumn="0" w:firstRowLastColumn="0" w:lastRowFirstColumn="0" w:lastRowLastColumn="0"/>
+              <w:rPr>
+                <w:b w:val="0"/>
+                <w:bCs w:val="0"/>
+                <w:sz w:val="24"/>
+                <w:szCs w:val="24"/>
+                <w:lang w:bidi="ar-EG"/>
+              </w:rPr>
+            </w:pPr>
+            <w:r>
+              <w:rPr>
+                <w:b w:val="0"/>
+                <w:bCs w:val="0"/>
+                <w:sz w:val="24"/>
+                <w:szCs w:val="24"/>
+                <w:lang w:bidi="ar-EG"/>
+              </w:rPr>
+              <w:t xml:space="preserve">Transformers </w:t>
+            </w:r>
+          </w:p>
+        </w:tc>
+      </w:tr>
+    </w:tbl>
+    <w:p>
+      <w:pPr>
+        <w:pStyle w:val="Heading2"/>
+        <w:rPr>
+          <w:lang w:bidi="ar-EG"/>
+        </w:rPr>
+      </w:pPr>
+    </w:p>
+    <w:p>
+      <w:pPr>
+        <w:pStyle w:val="Heading2"/>
+      </w:pPr>
+      <w:r>
+        <w:t>5.</w:t>
+      </w:r>
+      <w:r>
+        <w:rPr>
+          <w:rFonts w:hint="cs"/>
+          <w:rtl/>
+        </w:rPr>
+        <w:t>3</w:t>
+      </w:r>
+      <w:r>
+        <w:t xml:space="preserve"> Conclusion</w:t>
       </w:r>
     </w:p>
     <w:p>
       <w:pPr>
         <w:spacing w:before="60" w:after="60"/>
       </w:pPr>
+    </w:p>
+    <w:p>
+      <w:pPr>
+        <w:spacing w:before="80" w:after="80"/>
+        <w:rPr>
+          <w:kern w:val="2"/>
+          <w14:ligatures w14:val="standardContextual"/>
+        </w:rPr>
+      </w:pPr>
+      <w:r>
+        <w:rPr>
+          <w:color w:val="333333"/>
+        </w:rPr>
+        <w:t>This project explored a full pipeline for traffic sign and driving-scene perception by comparing classical machine learning, deep learning, and temporal sequence modeling. In Phase 1, HOG features with PCA (128 components) enabled efficient training, with XGBoost achieving the strongest traditional performance (76.83% test accuracy, AUC-ROC 0.9883). In Phase 2, deep models substantially improved recognition, where transfer learning delivered the best results—VGG16 reached 94.85% test accuracy, while MobileNetV2 provided a practical edge-deployment option (90.81% accuracy at 14 MB). In Phase 3, temporal models on BDD100k demonstrated the value of sequence-aware learning for multi-label driving cues, with RNN/LSTM/GRU outperforming the Transformer baseline on average accuracy for this 2-frame setup. Overall, the study confirms that modern pretrained CNN backbones provide the largest accuracy gains for sign recognition, while temporal modeling remains essential when decisions depend on consecutive frames in real driving scenarios.</w:t>
+      </w:r>
     </w:p>
     <w:p>
       <w:pPr>
@@ -9120,6 +10008,7 @@
   <w:style w:type="paragraph" w:default="1" w:styleId="Normal">
     <w:name w:val="Normal"/>
     <w:qFormat/>
+    <w:rsid w:val="009B21DF"/>
   </w:style>
   <w:style w:type="paragraph" w:styleId="Heading1">
     <w:name w:val="heading 1"/>
@@ -9139,6 +10028,7 @@
   </w:style>
   <w:style w:type="paragraph" w:styleId="Heading2">
     <w:name w:val="heading 2"/>
+    <w:link w:val="Heading2Char"/>
     <w:uiPriority w:val="9"/>
     <w:unhideWhenUsed/>
     <w:qFormat/>
@@ -9642,6 +10532,365 @@
     <w:uiPriority w:val="99"/>
     <w:rsid w:val="00603BE2"/>
   </w:style>
+  <w:style w:type="character" w:customStyle="1" w:styleId="Heading2Char">
+    <w:name w:val="Heading 2 Char"/>
+    <w:basedOn w:val="DefaultParagraphFont"/>
+    <w:link w:val="Heading2"/>
+    <w:uiPriority w:val="9"/>
+    <w:rsid w:val="001506EA"/>
+    <w:rPr>
+      <w:b/>
+      <w:bCs/>
+      <w:color w:val="2E75B6"/>
+      <w:sz w:val="28"/>
+      <w:szCs w:val="28"/>
+    </w:rPr>
+  </w:style>
+  <w:style w:type="table" w:styleId="TableGrid">
+    <w:name w:val="Table Grid"/>
+    <w:basedOn w:val="TableNormal"/>
+    <w:uiPriority w:val="39"/>
+    <w:rsid w:val="001506EA"/>
+    <w:tblPr>
+      <w:tblBorders>
+        <w:top w:val="single" w:sz="4" w:space="0" w:color="auto"/>
+        <w:left w:val="single" w:sz="4" w:space="0" w:color="auto"/>
+        <w:bottom w:val="single" w:sz="4" w:space="0" w:color="auto"/>
+        <w:right w:val="single" w:sz="4" w:space="0" w:color="auto"/>
+        <w:insideH w:val="single" w:sz="4" w:space="0" w:color="auto"/>
+        <w:insideV w:val="single" w:sz="4" w:space="0" w:color="auto"/>
+      </w:tblBorders>
+    </w:tblPr>
+  </w:style>
+  <w:style w:type="table" w:styleId="TableGridLight">
+    <w:name w:val="Grid Table Light"/>
+    <w:basedOn w:val="TableNormal"/>
+    <w:uiPriority w:val="40"/>
+    <w:rsid w:val="001506EA"/>
+    <w:tblPr>
+      <w:tblBorders>
+        <w:top w:val="single" w:sz="4" w:space="0" w:color="BFBFBF" w:themeColor="background1" w:themeShade="BF"/>
+        <w:left w:val="single" w:sz="4" w:space="0" w:color="BFBFBF" w:themeColor="background1" w:themeShade="BF"/>
+        <w:bottom w:val="single" w:sz="4" w:space="0" w:color="BFBFBF" w:themeColor="background1" w:themeShade="BF"/>
+        <w:right w:val="single" w:sz="4" w:space="0" w:color="BFBFBF" w:themeColor="background1" w:themeShade="BF"/>
+        <w:insideH w:val="single" w:sz="4" w:space="0" w:color="BFBFBF" w:themeColor="background1" w:themeShade="BF"/>
+        <w:insideV w:val="single" w:sz="4" w:space="0" w:color="BFBFBF" w:themeColor="background1" w:themeShade="BF"/>
+      </w:tblBorders>
+    </w:tblPr>
+  </w:style>
+  <w:style w:type="table" w:styleId="PlainTable1">
+    <w:name w:val="Plain Table 1"/>
+    <w:basedOn w:val="TableNormal"/>
+    <w:uiPriority w:val="41"/>
+    <w:rsid w:val="001506EA"/>
+    <w:tblPr>
+      <w:tblStyleRowBandSize w:val="1"/>
+      <w:tblStyleColBandSize w:val="1"/>
+      <w:tblBorders>
+        <w:top w:val="single" w:sz="4" w:space="0" w:color="BFBFBF" w:themeColor="background1" w:themeShade="BF"/>
+        <w:left w:val="single" w:sz="4" w:space="0" w:color="BFBFBF" w:themeColor="background1" w:themeShade="BF"/>
+        <w:bottom w:val="single" w:sz="4" w:space="0" w:color="BFBFBF" w:themeColor="background1" w:themeShade="BF"/>
+        <w:right w:val="single" w:sz="4" w:space="0" w:color="BFBFBF" w:themeColor="background1" w:themeShade="BF"/>
+        <w:insideH w:val="single" w:sz="4" w:space="0" w:color="BFBFBF" w:themeColor="background1" w:themeShade="BF"/>
+        <w:insideV w:val="single" w:sz="4" w:space="0" w:color="BFBFBF" w:themeColor="background1" w:themeShade="BF"/>
+      </w:tblBorders>
+    </w:tblPr>
+    <w:tblStylePr w:type="firstRow">
+      <w:rPr>
+        <w:b/>
+        <w:bCs/>
+      </w:rPr>
+    </w:tblStylePr>
+    <w:tblStylePr w:type="lastRow">
+      <w:rPr>
+        <w:b/>
+        <w:bCs/>
+      </w:rPr>
+      <w:tblPr/>
+      <w:tcPr>
+        <w:tcBorders>
+          <w:top w:val="double" w:sz="4" w:space="0" w:color="BFBFBF" w:themeColor="background1" w:themeShade="BF"/>
+        </w:tcBorders>
+      </w:tcPr>
+    </w:tblStylePr>
+    <w:tblStylePr w:type="firstCol">
+      <w:rPr>
+        <w:b/>
+        <w:bCs/>
+      </w:rPr>
+    </w:tblStylePr>
+    <w:tblStylePr w:type="lastCol">
+      <w:rPr>
+        <w:b/>
+        <w:bCs/>
+      </w:rPr>
+    </w:tblStylePr>
+    <w:tblStylePr w:type="band1Vert">
+      <w:tblPr/>
+      <w:tcPr>
+        <w:shd w:val="clear" w:color="auto" w:fill="F2F2F2" w:themeFill="background1" w:themeFillShade="F2"/>
+      </w:tcPr>
+    </w:tblStylePr>
+    <w:tblStylePr w:type="band1Horz">
+      <w:tblPr/>
+      <w:tcPr>
+        <w:shd w:val="clear" w:color="auto" w:fill="F2F2F2" w:themeFill="background1" w:themeFillShade="F2"/>
+      </w:tcPr>
+    </w:tblStylePr>
+  </w:style>
+  <w:style w:type="table" w:styleId="PlainTable3">
+    <w:name w:val="Plain Table 3"/>
+    <w:basedOn w:val="TableNormal"/>
+    <w:uiPriority w:val="43"/>
+    <w:rsid w:val="001506EA"/>
+    <w:tblPr>
+      <w:tblStyleRowBandSize w:val="1"/>
+      <w:tblStyleColBandSize w:val="1"/>
+    </w:tblPr>
+    <w:tblStylePr w:type="firstRow">
+      <w:rPr>
+        <w:b/>
+        <w:bCs/>
+        <w:caps/>
+      </w:rPr>
+      <w:tblPr/>
+      <w:tcPr>
+        <w:tcBorders>
+          <w:bottom w:val="single" w:sz="4" w:space="0" w:color="7F7F7F" w:themeColor="text1" w:themeTint="80"/>
+        </w:tcBorders>
+      </w:tcPr>
+    </w:tblStylePr>
+    <w:tblStylePr w:type="lastRow">
+      <w:rPr>
+        <w:b/>
+        <w:bCs/>
+        <w:caps/>
+      </w:rPr>
+      <w:tblPr/>
+      <w:tcPr>
+        <w:tcBorders>
+          <w:top w:val="nil"/>
+        </w:tcBorders>
+      </w:tcPr>
+    </w:tblStylePr>
+    <w:tblStylePr w:type="firstCol">
+      <w:rPr>
+        <w:b/>
+        <w:bCs/>
+        <w:caps/>
+      </w:rPr>
+      <w:tblPr/>
+      <w:tcPr>
+        <w:tcBorders>
+          <w:right w:val="single" w:sz="4" w:space="0" w:color="7F7F7F" w:themeColor="text1" w:themeTint="80"/>
+        </w:tcBorders>
+      </w:tcPr>
+    </w:tblStylePr>
+    <w:tblStylePr w:type="lastCol">
+      <w:rPr>
+        <w:b/>
+        <w:bCs/>
+        <w:caps/>
+      </w:rPr>
+      <w:tblPr/>
+      <w:tcPr>
+        <w:tcBorders>
+          <w:left w:val="nil"/>
+        </w:tcBorders>
+      </w:tcPr>
+    </w:tblStylePr>
+    <w:tblStylePr w:type="band1Vert">
+      <w:tblPr/>
+      <w:tcPr>
+        <w:shd w:val="clear" w:color="auto" w:fill="F2F2F2" w:themeFill="background1" w:themeFillShade="F2"/>
+      </w:tcPr>
+    </w:tblStylePr>
+    <w:tblStylePr w:type="band1Horz">
+      <w:tblPr/>
+      <w:tcPr>
+        <w:shd w:val="clear" w:color="auto" w:fill="F2F2F2" w:themeFill="background1" w:themeFillShade="F2"/>
+      </w:tcPr>
+    </w:tblStylePr>
+    <w:tblStylePr w:type="neCell">
+      <w:tblPr/>
+      <w:tcPr>
+        <w:tcBorders>
+          <w:left w:val="nil"/>
+        </w:tcBorders>
+      </w:tcPr>
+    </w:tblStylePr>
+    <w:tblStylePr w:type="nwCell">
+      <w:tblPr/>
+      <w:tcPr>
+        <w:tcBorders>
+          <w:right w:val="nil"/>
+        </w:tcBorders>
+      </w:tcPr>
+    </w:tblStylePr>
+  </w:style>
+  <w:style w:type="table" w:styleId="PlainTable4">
+    <w:name w:val="Plain Table 4"/>
+    <w:basedOn w:val="TableNormal"/>
+    <w:uiPriority w:val="44"/>
+    <w:rsid w:val="001506EA"/>
+    <w:tblPr>
+      <w:tblStyleRowBandSize w:val="1"/>
+      <w:tblStyleColBandSize w:val="1"/>
+    </w:tblPr>
+    <w:tblStylePr w:type="firstRow">
+      <w:rPr>
+        <w:b/>
+        <w:bCs/>
+      </w:rPr>
+    </w:tblStylePr>
+    <w:tblStylePr w:type="lastRow">
+      <w:rPr>
+        <w:b/>
+        <w:bCs/>
+      </w:rPr>
+    </w:tblStylePr>
+    <w:tblStylePr w:type="firstCol">
+      <w:rPr>
+        <w:b/>
+        <w:bCs/>
+      </w:rPr>
+    </w:tblStylePr>
+    <w:tblStylePr w:type="lastCol">
+      <w:rPr>
+        <w:b/>
+        <w:bCs/>
+      </w:rPr>
+    </w:tblStylePr>
+    <w:tblStylePr w:type="band1Vert">
+      <w:tblPr/>
+      <w:tcPr>
+        <w:shd w:val="clear" w:color="auto" w:fill="F2F2F2" w:themeFill="background1" w:themeFillShade="F2"/>
+      </w:tcPr>
+    </w:tblStylePr>
+    <w:tblStylePr w:type="band1Horz">
+      <w:tblPr/>
+      <w:tcPr>
+        <w:shd w:val="clear" w:color="auto" w:fill="F2F2F2" w:themeFill="background1" w:themeFillShade="F2"/>
+      </w:tcPr>
+    </w:tblStylePr>
+  </w:style>
+  <w:style w:type="table" w:styleId="PlainTable5">
+    <w:name w:val="Plain Table 5"/>
+    <w:basedOn w:val="TableNormal"/>
+    <w:uiPriority w:val="45"/>
+    <w:rsid w:val="001506EA"/>
+    <w:tblPr>
+      <w:tblStyleRowBandSize w:val="1"/>
+      <w:tblStyleColBandSize w:val="1"/>
+    </w:tblPr>
+    <w:tblStylePr w:type="firstRow">
+      <w:rPr>
+        <w:rFonts w:asciiTheme="majorHAnsi" w:eastAsiaTheme="majorEastAsia" w:hAnsiTheme="majorHAnsi" w:cstheme="majorBidi"/>
+        <w:i/>
+        <w:iCs/>
+        <w:sz w:val="26"/>
+      </w:rPr>
+      <w:tblPr/>
+      <w:tcPr>
+        <w:tcBorders>
+          <w:bottom w:val="single" w:sz="4" w:space="0" w:color="7F7F7F" w:themeColor="text1" w:themeTint="80"/>
+        </w:tcBorders>
+        <w:shd w:val="clear" w:color="auto" w:fill="FFFFFF" w:themeFill="background1"/>
+      </w:tcPr>
+    </w:tblStylePr>
+    <w:tblStylePr w:type="lastRow">
+      <w:rPr>
+        <w:rFonts w:asciiTheme="majorHAnsi" w:eastAsiaTheme="majorEastAsia" w:hAnsiTheme="majorHAnsi" w:cstheme="majorBidi"/>
+        <w:i/>
+        <w:iCs/>
+        <w:sz w:val="26"/>
+      </w:rPr>
+      <w:tblPr/>
+      <w:tcPr>
+        <w:tcBorders>
+          <w:top w:val="single" w:sz="4" w:space="0" w:color="7F7F7F" w:themeColor="text1" w:themeTint="80"/>
+        </w:tcBorders>
+        <w:shd w:val="clear" w:color="auto" w:fill="FFFFFF" w:themeFill="background1"/>
+      </w:tcPr>
+    </w:tblStylePr>
+    <w:tblStylePr w:type="firstCol">
+      <w:pPr>
+        <w:jc w:val="right"/>
+      </w:pPr>
+      <w:rPr>
+        <w:rFonts w:asciiTheme="majorHAnsi" w:eastAsiaTheme="majorEastAsia" w:hAnsiTheme="majorHAnsi" w:cstheme="majorBidi"/>
+        <w:i/>
+        <w:iCs/>
+        <w:sz w:val="26"/>
+      </w:rPr>
+      <w:tblPr/>
+      <w:tcPr>
+        <w:tcBorders>
+          <w:right w:val="single" w:sz="4" w:space="0" w:color="7F7F7F" w:themeColor="text1" w:themeTint="80"/>
+        </w:tcBorders>
+        <w:shd w:val="clear" w:color="auto" w:fill="FFFFFF" w:themeFill="background1"/>
+      </w:tcPr>
+    </w:tblStylePr>
+    <w:tblStylePr w:type="lastCol">
+      <w:rPr>
+        <w:rFonts w:asciiTheme="majorHAnsi" w:eastAsiaTheme="majorEastAsia" w:hAnsiTheme="majorHAnsi" w:cstheme="majorBidi"/>
+        <w:i/>
+        <w:iCs/>
+        <w:sz w:val="26"/>
+      </w:rPr>
+      <w:tblPr/>
+      <w:tcPr>
+        <w:tcBorders>
+          <w:left w:val="single" w:sz="4" w:space="0" w:color="7F7F7F" w:themeColor="text1" w:themeTint="80"/>
+        </w:tcBorders>
+        <w:shd w:val="clear" w:color="auto" w:fill="FFFFFF" w:themeFill="background1"/>
+      </w:tcPr>
+    </w:tblStylePr>
+    <w:tblStylePr w:type="band1Vert">
+      <w:tblPr/>
+      <w:tcPr>
+        <w:shd w:val="clear" w:color="auto" w:fill="F2F2F2" w:themeFill="background1" w:themeFillShade="F2"/>
+      </w:tcPr>
+    </w:tblStylePr>
+    <w:tblStylePr w:type="band1Horz">
+      <w:tblPr/>
+      <w:tcPr>
+        <w:shd w:val="clear" w:color="auto" w:fill="F2F2F2" w:themeFill="background1" w:themeFillShade="F2"/>
+      </w:tcPr>
+    </w:tblStylePr>
+    <w:tblStylePr w:type="neCell">
+      <w:tblPr/>
+      <w:tcPr>
+        <w:tcBorders>
+          <w:left w:val="nil"/>
+        </w:tcBorders>
+      </w:tcPr>
+    </w:tblStylePr>
+    <w:tblStylePr w:type="nwCell">
+      <w:tblPr/>
+      <w:tcPr>
+        <w:tcBorders>
+          <w:right w:val="nil"/>
+        </w:tcBorders>
+      </w:tcPr>
+    </w:tblStylePr>
+    <w:tblStylePr w:type="seCell">
+      <w:tblPr/>
+      <w:tcPr>
+        <w:tcBorders>
+          <w:left w:val="nil"/>
+        </w:tcBorders>
+      </w:tcPr>
+    </w:tblStylePr>
+    <w:tblStylePr w:type="swCell">
+      <w:tblPr/>
+      <w:tcPr>
+        <w:tcBorders>
+          <w:right w:val="nil"/>
+        </w:tcBorders>
+      </w:tcPr>
+    </w:tblStylePr>
+  </w:style>
 </w:styles>
 </file>
 
